--- a/Software Design And Arhitecture.docx
+++ b/Software Design And Arhitecture.docx
@@ -5450,6 +5450,7 @@
           <w:rFonts w:ascii="Times New Roman" w:hAnsi="Times New Roman" w:cs="Times New Roman"/>
           <w:b/>
           <w:bCs/>
+          <w:noProof/>
           <w:color w:val="0D0D0D" w:themeColor="text1" w:themeTint="F2"/>
           <w:sz w:val="32"/>
           <w:szCs w:val="32"/>
@@ -5676,29 +5677,7 @@
           <w:sz w:val="32"/>
           <w:szCs w:val="32"/>
         </w:rPr>
-        <w:t xml:space="preserve">Q: </w:t>
-      </w:r>
-      <w:r>
-        <w:rPr>
-          <w:rFonts w:ascii="Times New Roman" w:hAnsi="Times New Roman" w:cs="Times New Roman"/>
-          <w:b/>
-          <w:bCs/>
-          <w:color w:val="C00000"/>
-          <w:sz w:val="32"/>
-          <w:szCs w:val="32"/>
-        </w:rPr>
-        <w:t>How to Ensure Reusability</w:t>
-      </w:r>
-      <w:r>
-        <w:rPr>
-          <w:rFonts w:ascii="Times New Roman" w:hAnsi="Times New Roman" w:cs="Times New Roman"/>
-          <w:b/>
-          <w:bCs/>
-          <w:color w:val="C00000"/>
-          <w:sz w:val="32"/>
-          <w:szCs w:val="32"/>
-        </w:rPr>
-        <w:t>?</w:t>
+        <w:t>Q: How to Ensure Reusability?</w:t>
       </w:r>
     </w:p>
     <w:p>
@@ -6347,87 +6326,7 @@
           <w:sz w:val="32"/>
           <w:szCs w:val="32"/>
         </w:rPr>
-        <w:t>Low-Level Design: "User class with login</w:t>
-      </w:r>
-      <w:r>
-        <w:rPr>
-          <w:rFonts w:ascii="Times New Roman" w:hAnsi="Times New Roman" w:cs="Times New Roman"/>
-          <w:sz w:val="32"/>
-          <w:szCs w:val="32"/>
-        </w:rPr>
-        <w:t xml:space="preserve"> </w:t>
-      </w:r>
-      <w:r>
-        <w:rPr>
-          <w:rFonts w:ascii="Times New Roman" w:hAnsi="Times New Roman" w:cs="Times New Roman"/>
-          <w:sz w:val="32"/>
-          <w:szCs w:val="32"/>
-        </w:rPr>
-        <w:t>(), logout</w:t>
-      </w:r>
-      <w:r>
-        <w:rPr>
-          <w:rFonts w:ascii="Times New Roman" w:hAnsi="Times New Roman" w:cs="Times New Roman"/>
-          <w:sz w:val="32"/>
-          <w:szCs w:val="32"/>
-        </w:rPr>
-        <w:t xml:space="preserve"> </w:t>
-      </w:r>
-      <w:r>
-        <w:rPr>
-          <w:rFonts w:ascii="Times New Roman" w:hAnsi="Times New Roman" w:cs="Times New Roman"/>
-          <w:sz w:val="32"/>
-          <w:szCs w:val="32"/>
-        </w:rPr>
-        <w:t>(), update</w:t>
-      </w:r>
-      <w:r>
-        <w:rPr>
-          <w:rFonts w:ascii="Times New Roman" w:hAnsi="Times New Roman" w:cs="Times New Roman"/>
-          <w:sz w:val="32"/>
-          <w:szCs w:val="32"/>
-        </w:rPr>
-        <w:t>-</w:t>
-      </w:r>
-      <w:r>
-        <w:rPr>
-          <w:rFonts w:ascii="Times New Roman" w:hAnsi="Times New Roman" w:cs="Times New Roman"/>
-          <w:sz w:val="32"/>
-          <w:szCs w:val="32"/>
-        </w:rPr>
-        <w:t>Profile</w:t>
-      </w:r>
-      <w:r>
-        <w:rPr>
-          <w:rFonts w:ascii="Times New Roman" w:hAnsi="Times New Roman" w:cs="Times New Roman"/>
-          <w:sz w:val="32"/>
-          <w:szCs w:val="32"/>
-        </w:rPr>
-        <w:t xml:space="preserve"> </w:t>
-      </w:r>
-      <w:r>
-        <w:rPr>
-          <w:rFonts w:ascii="Times New Roman" w:hAnsi="Times New Roman" w:cs="Times New Roman"/>
-          <w:sz w:val="32"/>
-          <w:szCs w:val="32"/>
-        </w:rPr>
-        <w:t xml:space="preserve">() methods, and </w:t>
-      </w:r>
-      <w:r>
-        <w:rPr>
-          <w:rFonts w:ascii="Times New Roman" w:hAnsi="Times New Roman" w:cs="Times New Roman"/>
-          <w:sz w:val="32"/>
-          <w:szCs w:val="32"/>
-        </w:rPr>
-        <w:t>a user’s</w:t>
-      </w:r>
-      <w:r>
-        <w:rPr>
-          <w:rFonts w:ascii="Times New Roman" w:hAnsi="Times New Roman" w:cs="Times New Roman"/>
-          <w:sz w:val="32"/>
-          <w:szCs w:val="32"/>
-        </w:rPr>
-        <w:t xml:space="preserve"> database table."</w:t>
+        <w:t>Low-Level Design: "User class with login (), logout (), update-Profile () methods, and a user’s database table."</w:t>
       </w:r>
     </w:p>
     <w:p>
@@ -6542,6 +6441,7 @@
       <w:r>
         <w:rPr>
           <w:rFonts w:ascii="Times New Roman" w:hAnsi="Times New Roman" w:cs="Times New Roman"/>
+          <w:noProof/>
           <w:sz w:val="32"/>
           <w:szCs w:val="32"/>
         </w:rPr>
@@ -6648,6 +6548,7 @@
           <w:rFonts w:ascii="Times New Roman" w:hAnsi="Times New Roman" w:cs="Times New Roman"/>
           <w:b/>
           <w:bCs/>
+          <w:noProof/>
           <w:color w:val="215E99" w:themeColor="text2" w:themeTint="BF"/>
           <w:sz w:val="32"/>
           <w:szCs w:val="32"/>
@@ -6708,6 +6609,7 @@
           <w:rFonts w:ascii="Times New Roman" w:hAnsi="Times New Roman" w:cs="Times New Roman"/>
           <w:b/>
           <w:bCs/>
+          <w:noProof/>
           <w:color w:val="215E99" w:themeColor="text2" w:themeTint="BF"/>
           <w:sz w:val="32"/>
           <w:szCs w:val="32"/>
@@ -6845,6 +6747,7 @@
           <w:rFonts w:ascii="Times New Roman" w:hAnsi="Times New Roman" w:cs="Times New Roman"/>
           <w:b/>
           <w:bCs/>
+          <w:noProof/>
           <w:color w:val="215E99" w:themeColor="text2" w:themeTint="BF"/>
           <w:sz w:val="32"/>
           <w:szCs w:val="32"/>
@@ -6905,6 +6808,7 @@
           <w:rFonts w:ascii="Times New Roman" w:hAnsi="Times New Roman" w:cs="Times New Roman"/>
           <w:b/>
           <w:bCs/>
+          <w:noProof/>
           <w:color w:val="215E99" w:themeColor="text2" w:themeTint="BF"/>
           <w:sz w:val="32"/>
           <w:szCs w:val="32"/>
@@ -6965,6 +6869,7 @@
           <w:rFonts w:ascii="Times New Roman" w:hAnsi="Times New Roman" w:cs="Times New Roman"/>
           <w:b/>
           <w:bCs/>
+          <w:noProof/>
           <w:color w:val="215E99" w:themeColor="text2" w:themeTint="BF"/>
           <w:sz w:val="32"/>
           <w:szCs w:val="32"/>
@@ -7026,6 +6931,7 @@
           <w:rFonts w:ascii="Times New Roman" w:hAnsi="Times New Roman" w:cs="Times New Roman"/>
           <w:b/>
           <w:bCs/>
+          <w:noProof/>
           <w:color w:val="215E99" w:themeColor="text2" w:themeTint="BF"/>
           <w:sz w:val="32"/>
           <w:szCs w:val="32"/>
@@ -7088,6 +6994,7 @@
           <w:rFonts w:ascii="Times New Roman" w:hAnsi="Times New Roman" w:cs="Times New Roman"/>
           <w:b/>
           <w:bCs/>
+          <w:noProof/>
           <w:color w:val="215E99" w:themeColor="text2" w:themeTint="BF"/>
           <w:sz w:val="32"/>
           <w:szCs w:val="32"/>
@@ -7148,6 +7055,7 @@
           <w:rFonts w:ascii="Times New Roman" w:hAnsi="Times New Roman" w:cs="Times New Roman"/>
           <w:b/>
           <w:bCs/>
+          <w:noProof/>
           <w:color w:val="215E99" w:themeColor="text2" w:themeTint="BF"/>
           <w:sz w:val="32"/>
           <w:szCs w:val="32"/>
@@ -7194,10 +7102,10 @@
       <w:pgSz w:w="12240" w:h="15840"/>
       <w:pgMar w:top="1440" w:right="1440" w:bottom="1440" w:left="1440" w:header="720" w:footer="720" w:gutter="0"/>
       <w:pgBorders w:offsetFrom="page">
-        <w:top w:val="thinThickSmallGap" w:sz="24" w:space="24" w:color="auto"/>
-        <w:left w:val="thinThickSmallGap" w:sz="24" w:space="24" w:color="auto"/>
-        <w:bottom w:val="thickThinSmallGap" w:sz="24" w:space="24" w:color="auto"/>
-        <w:right w:val="thickThinSmallGap" w:sz="24" w:space="24" w:color="auto"/>
+        <w:top w:val="twistedLines1" w:sz="18" w:space="24" w:color="auto"/>
+        <w:left w:val="twistedLines1" w:sz="18" w:space="24" w:color="auto"/>
+        <w:bottom w:val="twistedLines1" w:sz="18" w:space="24" w:color="auto"/>
+        <w:right w:val="twistedLines1" w:sz="18" w:space="24" w:color="auto"/>
       </w:pgBorders>
       <w:cols w:space="720"/>
       <w:docGrid w:linePitch="360"/>
@@ -15074,6 +14982,7 @@
   <w:style w:type="character" w:default="1" w:styleId="DefaultParagraphFont">
     <w:name w:val="Default Paragraph Font"/>
     <w:uiPriority w:val="1"/>
+    <w:semiHidden/>
     <w:unhideWhenUsed/>
   </w:style>
   <w:style w:type="table" w:default="1" w:styleId="TableNormal">

--- a/Software Design And Arhitecture.docx
+++ b/Software Design And Arhitecture.docx
@@ -6,7 +6,7 @@
       <w:pPr>
         <w:jc w:val="center"/>
         <w:rPr>
-          <w:rFonts w:asciiTheme="majorHAnsi" w:hAnsiTheme="majorHAnsi" w:cs="Calibri"/>
+          <w:rFonts w:ascii="Times New Roman" w:hAnsi="Times New Roman" w:cs="Times New Roman"/>
           <w:b/>
           <w:bCs/>
           <w:color w:val="215E99" w:themeColor="text2" w:themeTint="BF"/>
@@ -16,7 +16,7 @@
       </w:pPr>
       <w:r>
         <w:rPr>
-          <w:rFonts w:asciiTheme="majorHAnsi" w:hAnsiTheme="majorHAnsi" w:cs="Calibri"/>
+          <w:rFonts w:ascii="Times New Roman" w:hAnsi="Times New Roman" w:cs="Times New Roman"/>
           <w:b/>
           <w:bCs/>
           <w:color w:val="215E99" w:themeColor="text2" w:themeTint="BF"/>
@@ -84,7 +84,27 @@
           <w:sz w:val="32"/>
           <w:szCs w:val="32"/>
         </w:rPr>
-        <w:t>Even though there are many different ways (models) to develop software, they all usually include these main stages:</w:t>
+        <w:t xml:space="preserve">Even though there are </w:t>
+      </w:r>
+      <w:proofErr w:type="gramStart"/>
+      <w:r>
+        <w:rPr>
+          <w:rFonts w:ascii="Times New Roman" w:hAnsi="Times New Roman" w:cs="Times New Roman"/>
+          <w:color w:val="0D0D0D" w:themeColor="text1" w:themeTint="F2"/>
+          <w:sz w:val="32"/>
+          <w:szCs w:val="32"/>
+        </w:rPr>
+        <w:t>many different ways</w:t>
+      </w:r>
+      <w:proofErr w:type="gramEnd"/>
+      <w:r>
+        <w:rPr>
+          <w:rFonts w:ascii="Times New Roman" w:hAnsi="Times New Roman" w:cs="Times New Roman"/>
+          <w:color w:val="0D0D0D" w:themeColor="text1" w:themeTint="F2"/>
+          <w:sz w:val="32"/>
+          <w:szCs w:val="32"/>
+        </w:rPr>
+        <w:t xml:space="preserve"> (models) to develop software, they all usually include these main stages:</w:t>
       </w:r>
     </w:p>
     <w:p>
@@ -186,7 +206,27 @@
           <w:sz w:val="32"/>
           <w:szCs w:val="32"/>
         </w:rPr>
-        <w:t xml:space="preserve"> Test the system to make sure it does what the customer actually wants.</w:t>
+        <w:t xml:space="preserve"> Test the system to make sure it does what the customer </w:t>
+      </w:r>
+      <w:proofErr w:type="gramStart"/>
+      <w:r>
+        <w:rPr>
+          <w:rFonts w:ascii="Times New Roman" w:hAnsi="Times New Roman" w:cs="Times New Roman"/>
+          <w:color w:val="0D0D0D" w:themeColor="text1" w:themeTint="F2"/>
+          <w:sz w:val="32"/>
+          <w:szCs w:val="32"/>
+        </w:rPr>
+        <w:t>actually wants</w:t>
+      </w:r>
+      <w:proofErr w:type="gramEnd"/>
+      <w:r>
+        <w:rPr>
+          <w:rFonts w:ascii="Times New Roman" w:hAnsi="Times New Roman" w:cs="Times New Roman"/>
+          <w:color w:val="0D0D0D" w:themeColor="text1" w:themeTint="F2"/>
+          <w:sz w:val="32"/>
+          <w:szCs w:val="32"/>
+        </w:rPr>
+        <w:t>.</w:t>
       </w:r>
     </w:p>
     <w:p>
@@ -286,7 +326,7 @@
                     <pic:cNvPicPr/>
                   </pic:nvPicPr>
                   <pic:blipFill>
-                    <a:blip r:embed="rId5"/>
+                    <a:blip r:embed="rId6"/>
                     <a:stretch>
                       <a:fillRect/>
                     </a:stretch>
@@ -1157,7 +1197,7 @@
                     <pic:cNvPicPr/>
                   </pic:nvPicPr>
                   <pic:blipFill>
-                    <a:blip r:embed="rId6"/>
+                    <a:blip r:embed="rId7"/>
                     <a:stretch>
                       <a:fillRect/>
                     </a:stretch>
@@ -2146,7 +2186,19 @@
           <w:sz w:val="32"/>
           <w:szCs w:val="32"/>
         </w:rPr>
-        <w:t>Validation = Checking the</w:t>
+        <w:t xml:space="preserve">Validation = Checking </w:t>
+      </w:r>
+      <w:proofErr w:type="gramStart"/>
+      <w:r>
+        <w:rPr>
+          <w:rFonts w:ascii="Times New Roman" w:hAnsi="Times New Roman" w:cs="Times New Roman"/>
+          <w:b/>
+          <w:bCs/>
+          <w:color w:val="0D0D0D" w:themeColor="text1" w:themeTint="F2"/>
+          <w:sz w:val="32"/>
+          <w:szCs w:val="32"/>
+        </w:rPr>
+        <w:t>the</w:t>
       </w:r>
       <w:r>
         <w:rPr>
@@ -2181,6 +2233,7 @@
         </w:rPr>
         <w:t>result</w:t>
       </w:r>
+      <w:proofErr w:type="gramEnd"/>
     </w:p>
     <w:p>
       <w:pPr>
@@ -2217,7 +2270,31 @@
           <w:sz w:val="32"/>
           <w:szCs w:val="32"/>
         </w:rPr>
-        <w:t>Did we build the right product that the customer actually wants?</w:t>
+        <w:t xml:space="preserve">Did we build the right product that the customer </w:t>
+      </w:r>
+      <w:proofErr w:type="gramStart"/>
+      <w:r>
+        <w:rPr>
+          <w:rFonts w:ascii="Times New Roman" w:hAnsi="Times New Roman" w:cs="Times New Roman"/>
+          <w:i/>
+          <w:iCs/>
+          <w:color w:val="0D0D0D" w:themeColor="text1" w:themeTint="F2"/>
+          <w:sz w:val="32"/>
+          <w:szCs w:val="32"/>
+        </w:rPr>
+        <w:t>actually wants</w:t>
+      </w:r>
+      <w:proofErr w:type="gramEnd"/>
+      <w:r>
+        <w:rPr>
+          <w:rFonts w:ascii="Times New Roman" w:hAnsi="Times New Roman" w:cs="Times New Roman"/>
+          <w:i/>
+          <w:iCs/>
+          <w:color w:val="0D0D0D" w:themeColor="text1" w:themeTint="F2"/>
+          <w:sz w:val="32"/>
+          <w:szCs w:val="32"/>
+        </w:rPr>
+        <w:t>?</w:t>
       </w:r>
     </w:p>
     <w:p>
@@ -2271,7 +2348,27 @@
           <w:sz w:val="32"/>
           <w:szCs w:val="32"/>
         </w:rPr>
-        <w:t>Example: After baking, validation means tasting the cake to see if it’s actually delicious and what the customer wanted.</w:t>
+        <w:t xml:space="preserve">Example: After baking, validation means tasting the cake to see if it’s </w:t>
+      </w:r>
+      <w:proofErr w:type="gramStart"/>
+      <w:r>
+        <w:rPr>
+          <w:rFonts w:ascii="Times New Roman" w:hAnsi="Times New Roman" w:cs="Times New Roman"/>
+          <w:color w:val="0D0D0D" w:themeColor="text1" w:themeTint="F2"/>
+          <w:sz w:val="32"/>
+          <w:szCs w:val="32"/>
+        </w:rPr>
+        <w:t>actually delicious</w:t>
+      </w:r>
+      <w:proofErr w:type="gramEnd"/>
+      <w:r>
+        <w:rPr>
+          <w:rFonts w:ascii="Times New Roman" w:hAnsi="Times New Roman" w:cs="Times New Roman"/>
+          <w:color w:val="0D0D0D" w:themeColor="text1" w:themeTint="F2"/>
+          <w:sz w:val="32"/>
+          <w:szCs w:val="32"/>
+        </w:rPr>
+        <w:t xml:space="preserve"> and what the customer wanted.</w:t>
       </w:r>
     </w:p>
     <w:p>
@@ -2601,8 +2698,20 @@
           <w:sz w:val="32"/>
           <w:szCs w:val="32"/>
         </w:rPr>
-        <w:t>same test again and again</w:t>
-      </w:r>
+        <w:t xml:space="preserve">same test </w:t>
+      </w:r>
+      <w:proofErr w:type="gramStart"/>
+      <w:r>
+        <w:rPr>
+          <w:rFonts w:ascii="Times New Roman" w:hAnsi="Times New Roman" w:cs="Times New Roman"/>
+          <w:b/>
+          <w:bCs/>
+          <w:sz w:val="32"/>
+          <w:szCs w:val="32"/>
+        </w:rPr>
+        <w:t>again and again</w:t>
+      </w:r>
+      <w:proofErr w:type="gramEnd"/>
       <w:r>
         <w:rPr>
           <w:rFonts w:ascii="Times New Roman" w:hAnsi="Times New Roman" w:cs="Times New Roman"/>
@@ -3056,7 +3165,25 @@
           <w:sz w:val="32"/>
           <w:szCs w:val="32"/>
         </w:rPr>
-        <w:t xml:space="preserve"> No defect in the system but you think if some event triggered then the system can be crash or fail.</w:t>
+        <w:t xml:space="preserve"> No defect in the system but you think if some event triggered then the system </w:t>
+      </w:r>
+      <w:proofErr w:type="gramStart"/>
+      <w:r>
+        <w:rPr>
+          <w:rFonts w:ascii="Times New Roman" w:hAnsi="Times New Roman" w:cs="Times New Roman"/>
+          <w:sz w:val="32"/>
+          <w:szCs w:val="32"/>
+        </w:rPr>
+        <w:t>can be</w:t>
+      </w:r>
+      <w:proofErr w:type="gramEnd"/>
+      <w:r>
+        <w:rPr>
+          <w:rFonts w:ascii="Times New Roman" w:hAnsi="Times New Roman" w:cs="Times New Roman"/>
+          <w:sz w:val="32"/>
+          <w:szCs w:val="32"/>
+        </w:rPr>
+        <w:t xml:space="preserve"> crash or fail.</w:t>
       </w:r>
     </w:p>
     <w:p>
@@ -3245,7 +3372,27 @@
           <w:sz w:val="32"/>
           <w:szCs w:val="32"/>
         </w:rPr>
-        <w:t>In software design, the goal is to create a model that meets all the customer’s requirements and makes implementation (coding) successful.</w:t>
+        <w:t xml:space="preserve">In software design, the goal is to create a model that meets all the </w:t>
+      </w:r>
+      <w:proofErr w:type="gramStart"/>
+      <w:r>
+        <w:rPr>
+          <w:rFonts w:ascii="Times New Roman" w:hAnsi="Times New Roman" w:cs="Times New Roman"/>
+          <w:color w:val="0D0D0D" w:themeColor="text1" w:themeTint="F2"/>
+          <w:sz w:val="32"/>
+          <w:szCs w:val="32"/>
+        </w:rPr>
+        <w:t>customer’s</w:t>
+      </w:r>
+      <w:proofErr w:type="gramEnd"/>
+      <w:r>
+        <w:rPr>
+          <w:rFonts w:ascii="Times New Roman" w:hAnsi="Times New Roman" w:cs="Times New Roman"/>
+          <w:color w:val="0D0D0D" w:themeColor="text1" w:themeTint="F2"/>
+          <w:sz w:val="32"/>
+          <w:szCs w:val="32"/>
+        </w:rPr>
+        <w:t xml:space="preserve"> requirements and makes implementation (coding) successful.</w:t>
       </w:r>
     </w:p>
     <w:p>
@@ -3537,7 +3684,27 @@
           <w:sz w:val="32"/>
           <w:szCs w:val="32"/>
         </w:rPr>
-        <w:t>Design describes HOW the system will actually work.</w:t>
+        <w:t xml:space="preserve">Design describes HOW the system will </w:t>
+      </w:r>
+      <w:proofErr w:type="gramStart"/>
+      <w:r>
+        <w:rPr>
+          <w:rFonts w:ascii="Times New Roman" w:hAnsi="Times New Roman" w:cs="Times New Roman"/>
+          <w:color w:val="0D0D0D" w:themeColor="text1" w:themeTint="F2"/>
+          <w:sz w:val="32"/>
+          <w:szCs w:val="32"/>
+        </w:rPr>
+        <w:t>actually work</w:t>
+      </w:r>
+      <w:proofErr w:type="gramEnd"/>
+      <w:r>
+        <w:rPr>
+          <w:rFonts w:ascii="Times New Roman" w:hAnsi="Times New Roman" w:cs="Times New Roman"/>
+          <w:color w:val="0D0D0D" w:themeColor="text1" w:themeTint="F2"/>
+          <w:sz w:val="32"/>
+          <w:szCs w:val="32"/>
+        </w:rPr>
+        <w:t>.</w:t>
       </w:r>
     </w:p>
     <w:p>
@@ -3564,7 +3731,27 @@
           <w:sz w:val="32"/>
           <w:szCs w:val="32"/>
         </w:rPr>
-        <w:t>It breaks the system into smaller parts (decomposition) so it is easier to understand and build.</w:t>
+        <w:t>It breaks the system into smaller parts (decomposition</w:t>
+      </w:r>
+      <w:proofErr w:type="gramStart"/>
+      <w:r>
+        <w:rPr>
+          <w:rFonts w:ascii="Times New Roman" w:hAnsi="Times New Roman" w:cs="Times New Roman"/>
+          <w:color w:val="0D0D0D" w:themeColor="text1" w:themeTint="F2"/>
+          <w:sz w:val="32"/>
+          <w:szCs w:val="32"/>
+        </w:rPr>
+        <w:t>)</w:t>
+      </w:r>
+      <w:proofErr w:type="gramEnd"/>
+      <w:r>
+        <w:rPr>
+          <w:rFonts w:ascii="Times New Roman" w:hAnsi="Times New Roman" w:cs="Times New Roman"/>
+          <w:color w:val="0D0D0D" w:themeColor="text1" w:themeTint="F2"/>
+          <w:sz w:val="32"/>
+          <w:szCs w:val="32"/>
+        </w:rPr>
+        <w:t xml:space="preserve"> so it is easier to understand and build.</w:t>
       </w:r>
     </w:p>
     <w:p>
@@ -3722,7 +3909,7 @@
                     <pic:cNvPicPr/>
                   </pic:nvPicPr>
                   <pic:blipFill>
-                    <a:blip r:embed="rId7"/>
+                    <a:blip r:embed="rId8"/>
                     <a:stretch>
                       <a:fillRect/>
                     </a:stretch>
@@ -3788,7 +3975,27 @@
           <w:sz w:val="32"/>
           <w:szCs w:val="32"/>
         </w:rPr>
-        <w:t>In requirement engineering and design, a lot of decisions have to be made:</w:t>
+        <w:t xml:space="preserve">In requirement engineering and design, a lot of decisions </w:t>
+      </w:r>
+      <w:proofErr w:type="gramStart"/>
+      <w:r>
+        <w:rPr>
+          <w:rFonts w:ascii="Times New Roman" w:hAnsi="Times New Roman" w:cs="Times New Roman"/>
+          <w:color w:val="0D0D0D" w:themeColor="text1" w:themeTint="F2"/>
+          <w:sz w:val="32"/>
+          <w:szCs w:val="32"/>
+        </w:rPr>
+        <w:t>have to</w:t>
+      </w:r>
+      <w:proofErr w:type="gramEnd"/>
+      <w:r>
+        <w:rPr>
+          <w:rFonts w:ascii="Times New Roman" w:hAnsi="Times New Roman" w:cs="Times New Roman"/>
+          <w:color w:val="0D0D0D" w:themeColor="text1" w:themeTint="F2"/>
+          <w:sz w:val="32"/>
+          <w:szCs w:val="32"/>
+        </w:rPr>
+        <w:t xml:space="preserve"> be made:</w:t>
       </w:r>
     </w:p>
     <w:p>
@@ -4203,7 +4410,27 @@
           <w:sz w:val="32"/>
           <w:szCs w:val="32"/>
         </w:rPr>
-        <w:t xml:space="preserve"> Design is really about making smart decisions, recording them, and reusing that knowledge to build better systems in the future.</w:t>
+        <w:t xml:space="preserve"> Design is </w:t>
+      </w:r>
+      <w:proofErr w:type="gramStart"/>
+      <w:r>
+        <w:rPr>
+          <w:rFonts w:ascii="Times New Roman" w:hAnsi="Times New Roman" w:cs="Times New Roman"/>
+          <w:color w:val="0D0D0D" w:themeColor="text1" w:themeTint="F2"/>
+          <w:sz w:val="32"/>
+          <w:szCs w:val="32"/>
+        </w:rPr>
+        <w:t>really about</w:t>
+      </w:r>
+      <w:proofErr w:type="gramEnd"/>
+      <w:r>
+        <w:rPr>
+          <w:rFonts w:ascii="Times New Roman" w:hAnsi="Times New Roman" w:cs="Times New Roman"/>
+          <w:color w:val="0D0D0D" w:themeColor="text1" w:themeTint="F2"/>
+          <w:sz w:val="32"/>
+          <w:szCs w:val="32"/>
+        </w:rPr>
+        <w:t xml:space="preserve"> making smart decisions, recording them, and reusing that knowledge to build better systems in the future.</w:t>
       </w:r>
     </w:p>
     <w:p>
@@ -4583,7 +4810,7 @@
                     <pic:cNvPicPr/>
                   </pic:nvPicPr>
                   <pic:blipFill>
-                    <a:blip r:embed="rId8"/>
+                    <a:blip r:embed="rId9"/>
                     <a:stretch>
                       <a:fillRect/>
                     </a:stretch>
@@ -4870,7 +5097,27 @@
           <w:sz w:val="32"/>
           <w:szCs w:val="32"/>
         </w:rPr>
-        <w:t xml:space="preserve">, then dividing into </w:t>
+        <w:t xml:space="preserve">, then </w:t>
+      </w:r>
+      <w:proofErr w:type="gramStart"/>
+      <w:r>
+        <w:rPr>
+          <w:rFonts w:ascii="Times New Roman" w:hAnsi="Times New Roman" w:cs="Times New Roman"/>
+          <w:color w:val="0D0D0D" w:themeColor="text1" w:themeTint="F2"/>
+          <w:sz w:val="32"/>
+          <w:szCs w:val="32"/>
+        </w:rPr>
+        <w:t>dividing</w:t>
+      </w:r>
+      <w:proofErr w:type="gramEnd"/>
+      <w:r>
+        <w:rPr>
+          <w:rFonts w:ascii="Times New Roman" w:hAnsi="Times New Roman" w:cs="Times New Roman"/>
+          <w:color w:val="0D0D0D" w:themeColor="text1" w:themeTint="F2"/>
+          <w:sz w:val="32"/>
+          <w:szCs w:val="32"/>
+        </w:rPr>
+        <w:t xml:space="preserve"> into </w:t>
       </w:r>
       <w:r>
         <w:rPr>
@@ -5030,6 +5277,7 @@
           <w:szCs w:val="32"/>
         </w:rPr>
       </w:pPr>
+      <w:proofErr w:type="gramStart"/>
       <w:r>
         <w:rPr>
           <w:rFonts w:ascii="Times New Roman" w:hAnsi="Times New Roman" w:cs="Times New Roman"/>
@@ -5038,7 +5286,17 @@
           <w:szCs w:val="32"/>
         </w:rPr>
         <w:lastRenderedPageBreak/>
-        <w:t>Builds the big system by assembling smaller, already available pieces.</w:t>
+        <w:t>Builds</w:t>
+      </w:r>
+      <w:proofErr w:type="gramEnd"/>
+      <w:r>
+        <w:rPr>
+          <w:rFonts w:ascii="Times New Roman" w:hAnsi="Times New Roman" w:cs="Times New Roman"/>
+          <w:color w:val="0D0D0D" w:themeColor="text1" w:themeTint="F2"/>
+          <w:sz w:val="32"/>
+          <w:szCs w:val="32"/>
+        </w:rPr>
+        <w:t xml:space="preserve"> the big system by assembling smaller, already available pieces.</w:t>
       </w:r>
     </w:p>
     <w:p>
@@ -5185,7 +5443,7 @@
                     <pic:cNvPicPr/>
                   </pic:nvPicPr>
                   <pic:blipFill>
-                    <a:blip r:embed="rId9"/>
+                    <a:blip r:embed="rId10"/>
                     <a:stretch>
                       <a:fillRect/>
                     </a:stretch>
@@ -5287,7 +5545,27 @@
           <w:sz w:val="32"/>
           <w:szCs w:val="32"/>
         </w:rPr>
-        <w:t>Every software, no matter what it is made for, should have a clear architecture design that guides how it is built and developed.</w:t>
+        <w:t xml:space="preserve">Every </w:t>
+      </w:r>
+      <w:proofErr w:type="gramStart"/>
+      <w:r>
+        <w:rPr>
+          <w:rFonts w:ascii="Times New Roman" w:hAnsi="Times New Roman" w:cs="Times New Roman"/>
+          <w:color w:val="0D0D0D" w:themeColor="text1" w:themeTint="F2"/>
+          <w:sz w:val="32"/>
+          <w:szCs w:val="32"/>
+        </w:rPr>
+        <w:t>software</w:t>
+      </w:r>
+      <w:proofErr w:type="gramEnd"/>
+      <w:r>
+        <w:rPr>
+          <w:rFonts w:ascii="Times New Roman" w:hAnsi="Times New Roman" w:cs="Times New Roman"/>
+          <w:color w:val="0D0D0D" w:themeColor="text1" w:themeTint="F2"/>
+          <w:sz w:val="32"/>
+          <w:szCs w:val="32"/>
+        </w:rPr>
+        <w:t>, no matter what it is made for, should have a clear architecture design that guides how it is built and developed.</w:t>
       </w:r>
     </w:p>
     <w:p>
@@ -5395,7 +5673,31 @@
           <w:sz w:val="32"/>
           <w:szCs w:val="32"/>
         </w:rPr>
-        <w:t>Q: Where most of the work is done in software?</w:t>
+        <w:t xml:space="preserve">Q: Where </w:t>
+      </w:r>
+      <w:proofErr w:type="gramStart"/>
+      <w:r>
+        <w:rPr>
+          <w:rFonts w:ascii="Times New Roman" w:hAnsi="Times New Roman" w:cs="Times New Roman"/>
+          <w:b/>
+          <w:bCs/>
+          <w:color w:val="C00000"/>
+          <w:sz w:val="32"/>
+          <w:szCs w:val="32"/>
+        </w:rPr>
+        <w:t>most of the work is</w:t>
+      </w:r>
+      <w:proofErr w:type="gramEnd"/>
+      <w:r>
+        <w:rPr>
+          <w:rFonts w:ascii="Times New Roman" w:hAnsi="Times New Roman" w:cs="Times New Roman"/>
+          <w:b/>
+          <w:bCs/>
+          <w:color w:val="C00000"/>
+          <w:sz w:val="32"/>
+          <w:szCs w:val="32"/>
+        </w:rPr>
+        <w:t xml:space="preserve"> done in software?</w:t>
       </w:r>
     </w:p>
     <w:p>
@@ -5428,7 +5730,27 @@
           <w:sz w:val="32"/>
           <w:szCs w:val="32"/>
         </w:rPr>
-        <w:t xml:space="preserve"> Most of the work is done in the maintenance phase. But for the maintenance system understanding is most important so in order to understand the system design plays an important role.</w:t>
+        <w:t xml:space="preserve"> Most of the work is done in the maintenance phase. But for the maintenance system understanding is most important so </w:t>
+      </w:r>
+      <w:proofErr w:type="gramStart"/>
+      <w:r>
+        <w:rPr>
+          <w:rFonts w:ascii="Times New Roman" w:hAnsi="Times New Roman" w:cs="Times New Roman"/>
+          <w:color w:val="0D0D0D" w:themeColor="text1" w:themeTint="F2"/>
+          <w:sz w:val="32"/>
+          <w:szCs w:val="32"/>
+        </w:rPr>
+        <w:t>in order to</w:t>
+      </w:r>
+      <w:proofErr w:type="gramEnd"/>
+      <w:r>
+        <w:rPr>
+          <w:rFonts w:ascii="Times New Roman" w:hAnsi="Times New Roman" w:cs="Times New Roman"/>
+          <w:color w:val="0D0D0D" w:themeColor="text1" w:themeTint="F2"/>
+          <w:sz w:val="32"/>
+          <w:szCs w:val="32"/>
+        </w:rPr>
+        <w:t xml:space="preserve"> understand the system design plays an important role.</w:t>
       </w:r>
     </w:p>
     <w:p>
@@ -5471,7 +5793,7 @@
                     <pic:cNvPicPr/>
                   </pic:nvPicPr>
                   <pic:blipFill>
-                    <a:blip r:embed="rId10"/>
+                    <a:blip r:embed="rId11"/>
                     <a:stretch>
                       <a:fillRect/>
                     </a:stretch>
@@ -6091,7 +6413,7 @@
                     </pic:cNvPicPr>
                   </pic:nvPicPr>
                   <pic:blipFill>
-                    <a:blip r:embed="rId11">
+                    <a:blip r:embed="rId12">
                       <a:extLst>
                         <a:ext uri="{28A0092B-C50C-407E-A947-70E740481C1C}">
                           <a14:useLocalDpi xmlns:a14="http://schemas.microsoft.com/office/drawing/2010/main" val="0"/>
@@ -6397,7 +6719,7 @@
                     </pic:cNvPicPr>
                   </pic:nvPicPr>
                   <pic:blipFill>
-                    <a:blip r:embed="rId12">
+                    <a:blip r:embed="rId13">
                       <a:extLst>
                         <a:ext uri="{28A0092B-C50C-407E-A947-70E740481C1C}">
                           <a14:useLocalDpi xmlns:a14="http://schemas.microsoft.com/office/drawing/2010/main" val="0"/>
@@ -6461,7 +6783,7 @@
                     <pic:cNvPicPr/>
                   </pic:nvPicPr>
                   <pic:blipFill>
-                    <a:blip r:embed="rId13"/>
+                    <a:blip r:embed="rId14"/>
                     <a:stretch>
                       <a:fillRect/>
                     </a:stretch>
@@ -6569,7 +6891,7 @@
                     <pic:cNvPicPr/>
                   </pic:nvPicPr>
                   <pic:blipFill>
-                    <a:blip r:embed="rId14"/>
+                    <a:blip r:embed="rId15"/>
                     <a:stretch>
                       <a:fillRect/>
                     </a:stretch>
@@ -6630,7 +6952,7 @@
                     <pic:cNvPicPr/>
                   </pic:nvPicPr>
                   <pic:blipFill>
-                    <a:blip r:embed="rId15"/>
+                    <a:blip r:embed="rId16"/>
                     <a:stretch>
                       <a:fillRect/>
                     </a:stretch>
@@ -6768,7 +7090,7 @@
                     <pic:cNvPicPr/>
                   </pic:nvPicPr>
                   <pic:blipFill>
-                    <a:blip r:embed="rId16"/>
+                    <a:blip r:embed="rId17"/>
                     <a:stretch>
                       <a:fillRect/>
                     </a:stretch>
@@ -6829,7 +7151,7 @@
                     <pic:cNvPicPr/>
                   </pic:nvPicPr>
                   <pic:blipFill>
-                    <a:blip r:embed="rId17"/>
+                    <a:blip r:embed="rId18"/>
                     <a:stretch>
                       <a:fillRect/>
                     </a:stretch>
@@ -6891,7 +7213,7 @@
                     <pic:cNvPicPr/>
                   </pic:nvPicPr>
                   <pic:blipFill>
-                    <a:blip r:embed="rId18"/>
+                    <a:blip r:embed="rId19"/>
                     <a:stretch>
                       <a:fillRect/>
                     </a:stretch>
@@ -6953,7 +7275,7 @@
                     <pic:cNvPicPr/>
                   </pic:nvPicPr>
                   <pic:blipFill>
-                    <a:blip r:embed="rId19"/>
+                    <a:blip r:embed="rId20"/>
                     <a:stretch>
                       <a:fillRect/>
                     </a:stretch>
@@ -7015,7 +7337,7 @@
                     <pic:cNvPicPr/>
                   </pic:nvPicPr>
                   <pic:blipFill>
-                    <a:blip r:embed="rId20"/>
+                    <a:blip r:embed="rId21"/>
                     <a:stretch>
                       <a:fillRect/>
                     </a:stretch>
@@ -7077,7 +7399,7 @@
                     <pic:cNvPicPr/>
                   </pic:nvPicPr>
                   <pic:blipFill>
-                    <a:blip r:embed="rId21"/>
+                    <a:blip r:embed="rId22"/>
                     <a:stretch>
                       <a:fillRect/>
                     </a:stretch>
@@ -7097,6 +7419,2240 @@
           </wp:inline>
         </w:drawing>
       </w:r>
+    </w:p>
+    <w:p>
+      <w:pPr>
+        <w:tabs>
+          <w:tab w:val="left" w:pos="828"/>
+        </w:tabs>
+        <w:jc w:val="center"/>
+        <w:rPr>
+          <w:rFonts w:ascii="Times New Roman" w:hAnsi="Times New Roman" w:cs="Times New Roman"/>
+          <w:b/>
+          <w:bCs/>
+          <w:color w:val="215E99" w:themeColor="text2" w:themeTint="BF"/>
+          <w:sz w:val="36"/>
+          <w:szCs w:val="36"/>
+        </w:rPr>
+      </w:pPr>
+      <w:r>
+        <w:rPr>
+          <w:rFonts w:ascii="Times New Roman" w:hAnsi="Times New Roman" w:cs="Times New Roman"/>
+          <w:b/>
+          <w:bCs/>
+          <w:color w:val="215E99" w:themeColor="text2" w:themeTint="BF"/>
+          <w:sz w:val="36"/>
+          <w:szCs w:val="36"/>
+        </w:rPr>
+        <w:t>Lecture 2</w:t>
+      </w:r>
+    </w:p>
+    <w:p>
+      <w:pPr>
+        <w:tabs>
+          <w:tab w:val="left" w:pos="828"/>
+        </w:tabs>
+        <w:jc w:val="center"/>
+        <w:rPr>
+          <w:rFonts w:ascii="Times New Roman" w:hAnsi="Times New Roman" w:cs="Times New Roman"/>
+          <w:b/>
+          <w:bCs/>
+          <w:color w:val="215E99" w:themeColor="text2" w:themeTint="BF"/>
+          <w:sz w:val="36"/>
+          <w:szCs w:val="36"/>
+        </w:rPr>
+      </w:pPr>
+      <w:r>
+        <w:rPr>
+          <w:rFonts w:ascii="Times New Roman" w:hAnsi="Times New Roman" w:cs="Times New Roman"/>
+          <w:b/>
+          <w:bCs/>
+          <w:color w:val="215E99" w:themeColor="text2" w:themeTint="BF"/>
+          <w:sz w:val="36"/>
+          <w:szCs w:val="36"/>
+        </w:rPr>
+        <w:t>Architecture Styles</w:t>
+      </w:r>
+    </w:p>
+    <w:p>
+      <w:pPr>
+        <w:rPr>
+          <w:rFonts w:ascii="Times New Roman" w:hAnsi="Times New Roman" w:cs="Times New Roman"/>
+          <w:color w:val="215E99" w:themeColor="text2" w:themeTint="BF"/>
+          <w:sz w:val="32"/>
+          <w:szCs w:val="32"/>
+        </w:rPr>
+      </w:pPr>
+      <w:r>
+        <w:rPr>
+          <w:rFonts w:ascii="Times New Roman" w:hAnsi="Times New Roman" w:cs="Times New Roman"/>
+          <w:b/>
+          <w:bCs/>
+          <w:color w:val="215E99" w:themeColor="text2" w:themeTint="BF"/>
+          <w:sz w:val="32"/>
+          <w:szCs w:val="32"/>
+        </w:rPr>
+        <w:t>Basic Architectural Representations</w:t>
+      </w:r>
+    </w:p>
+    <w:p>
+      <w:pPr>
+        <w:rPr>
+          <w:rFonts w:ascii="Times New Roman" w:hAnsi="Times New Roman" w:cs="Times New Roman"/>
+          <w:sz w:val="32"/>
+          <w:szCs w:val="32"/>
+        </w:rPr>
+      </w:pPr>
+      <w:r>
+        <w:rPr>
+          <w:rFonts w:ascii="Times New Roman" w:hAnsi="Times New Roman" w:cs="Times New Roman"/>
+          <w:sz w:val="32"/>
+          <w:szCs w:val="32"/>
+        </w:rPr>
+        <w:t xml:space="preserve">The most common way to explain software </w:t>
+      </w:r>
+      <w:r>
+        <w:rPr>
+          <w:rFonts w:ascii="Times New Roman" w:hAnsi="Times New Roman" w:cs="Times New Roman"/>
+          <w:sz w:val="32"/>
+          <w:szCs w:val="32"/>
+        </w:rPr>
+        <w:t>architecture</w:t>
+      </w:r>
+      <w:r>
+        <w:rPr>
+          <w:rFonts w:ascii="Times New Roman" w:hAnsi="Times New Roman" w:cs="Times New Roman"/>
+          <w:sz w:val="32"/>
+          <w:szCs w:val="32"/>
+        </w:rPr>
+        <w:t xml:space="preserve"> is by using </w:t>
+      </w:r>
+      <w:r>
+        <w:rPr>
+          <w:rFonts w:ascii="Times New Roman" w:hAnsi="Times New Roman" w:cs="Times New Roman"/>
+          <w:b/>
+          <w:bCs/>
+          <w:sz w:val="32"/>
+          <w:szCs w:val="32"/>
+        </w:rPr>
+        <w:t>simple and informal block diagrams</w:t>
+      </w:r>
+      <w:r>
+        <w:rPr>
+          <w:rFonts w:ascii="Times New Roman" w:hAnsi="Times New Roman" w:cs="Times New Roman"/>
+          <w:sz w:val="32"/>
+          <w:szCs w:val="32"/>
+        </w:rPr>
+        <w:t>. These diagrams show the main parts (entities) and how they are connected (relationships).</w:t>
+      </w:r>
+    </w:p>
+    <w:p>
+      <w:pPr>
+        <w:rPr>
+          <w:rFonts w:ascii="Times New Roman" w:hAnsi="Times New Roman" w:cs="Times New Roman"/>
+          <w:sz w:val="32"/>
+          <w:szCs w:val="32"/>
+        </w:rPr>
+      </w:pPr>
+      <w:r>
+        <w:rPr>
+          <w:rFonts w:ascii="Times New Roman" w:hAnsi="Times New Roman" w:cs="Times New Roman"/>
+          <w:sz w:val="32"/>
+          <w:szCs w:val="32"/>
+        </w:rPr>
+        <w:t xml:space="preserve">However, </w:t>
+      </w:r>
+      <w:r>
+        <w:rPr>
+          <w:rFonts w:ascii="Times New Roman" w:hAnsi="Times New Roman" w:cs="Times New Roman"/>
+          <w:b/>
+          <w:bCs/>
+          <w:sz w:val="32"/>
+          <w:szCs w:val="32"/>
+        </w:rPr>
+        <w:t>people often criticize</w:t>
+      </w:r>
+      <w:r>
+        <w:rPr>
+          <w:rFonts w:ascii="Times New Roman" w:hAnsi="Times New Roman" w:cs="Times New Roman"/>
+          <w:sz w:val="32"/>
+          <w:szCs w:val="32"/>
+        </w:rPr>
+        <w:t xml:space="preserve"> these diagrams because they are too simple.</w:t>
+      </w:r>
+      <w:r>
+        <w:rPr>
+          <w:rFonts w:ascii="Times New Roman" w:hAnsi="Times New Roman" w:cs="Times New Roman"/>
+          <w:sz w:val="32"/>
+          <w:szCs w:val="32"/>
+        </w:rPr>
+        <w:t xml:space="preserve"> </w:t>
+      </w:r>
+      <w:r>
+        <w:rPr>
+          <w:rFonts w:ascii="Times New Roman" w:hAnsi="Times New Roman" w:cs="Times New Roman"/>
+          <w:sz w:val="32"/>
+          <w:szCs w:val="32"/>
+        </w:rPr>
+        <w:t>People say these diagrams are not good enough because they only show boxes and arrows without much explanation.</w:t>
+      </w:r>
+    </w:p>
+    <w:p>
+      <w:pPr>
+        <w:pStyle w:val="ListParagraph"/>
+        <w:numPr>
+          <w:ilvl w:val="0"/>
+          <w:numId w:val="57"/>
+        </w:numPr>
+        <w:rPr>
+          <w:rFonts w:ascii="Times New Roman" w:hAnsi="Times New Roman" w:cs="Times New Roman"/>
+          <w:sz w:val="32"/>
+          <w:szCs w:val="32"/>
+        </w:rPr>
+      </w:pPr>
+      <w:r>
+        <w:rPr>
+          <w:rFonts w:ascii="Times New Roman" w:hAnsi="Times New Roman" w:cs="Times New Roman"/>
+          <w:b/>
+          <w:bCs/>
+          <w:sz w:val="32"/>
+          <w:szCs w:val="32"/>
+        </w:rPr>
+        <w:t>They don’t explain the exact meaning of the connections.</w:t>
+      </w:r>
+      <w:r>
+        <w:rPr>
+          <w:rFonts w:ascii="Times New Roman" w:hAnsi="Times New Roman" w:cs="Times New Roman"/>
+          <w:sz w:val="32"/>
+          <w:szCs w:val="32"/>
+        </w:rPr>
+        <w:br/>
+        <w:t xml:space="preserve">The arrows or lines just show that things are connected, but they don’t tell us </w:t>
+      </w:r>
+      <w:r>
+        <w:rPr>
+          <w:rFonts w:ascii="Times New Roman" w:hAnsi="Times New Roman" w:cs="Times New Roman"/>
+          <w:i/>
+          <w:iCs/>
+          <w:sz w:val="32"/>
+          <w:szCs w:val="32"/>
+        </w:rPr>
+        <w:t>how</w:t>
+      </w:r>
+      <w:r>
+        <w:rPr>
+          <w:rFonts w:ascii="Times New Roman" w:hAnsi="Times New Roman" w:cs="Times New Roman"/>
+          <w:sz w:val="32"/>
+          <w:szCs w:val="32"/>
+        </w:rPr>
+        <w:t xml:space="preserve"> they are connected or </w:t>
+      </w:r>
+      <w:r>
+        <w:rPr>
+          <w:rFonts w:ascii="Times New Roman" w:hAnsi="Times New Roman" w:cs="Times New Roman"/>
+          <w:i/>
+          <w:iCs/>
+          <w:sz w:val="32"/>
+          <w:szCs w:val="32"/>
+        </w:rPr>
+        <w:t>what kind of connection</w:t>
+      </w:r>
+      <w:r>
+        <w:rPr>
+          <w:rFonts w:ascii="Times New Roman" w:hAnsi="Times New Roman" w:cs="Times New Roman"/>
+          <w:sz w:val="32"/>
+          <w:szCs w:val="32"/>
+        </w:rPr>
+        <w:t xml:space="preserve"> it is (for example: “sending data,” “controlling,” “storing,” etc.).</w:t>
+      </w:r>
+    </w:p>
+    <w:p>
+      <w:pPr>
+        <w:pStyle w:val="ListParagraph"/>
+        <w:numPr>
+          <w:ilvl w:val="0"/>
+          <w:numId w:val="57"/>
+        </w:numPr>
+        <w:rPr>
+          <w:rFonts w:ascii="Times New Roman" w:hAnsi="Times New Roman" w:cs="Times New Roman"/>
+          <w:sz w:val="32"/>
+          <w:szCs w:val="32"/>
+        </w:rPr>
+      </w:pPr>
+      <w:r>
+        <w:rPr>
+          <w:rFonts w:ascii="Times New Roman" w:hAnsi="Times New Roman" w:cs="Times New Roman"/>
+          <w:b/>
+          <w:bCs/>
+          <w:sz w:val="32"/>
+          <w:szCs w:val="32"/>
+        </w:rPr>
+        <w:t>They don’t explain the types of relationships.</w:t>
+      </w:r>
+      <w:r>
+        <w:rPr>
+          <w:rFonts w:ascii="Times New Roman" w:hAnsi="Times New Roman" w:cs="Times New Roman"/>
+          <w:sz w:val="32"/>
+          <w:szCs w:val="32"/>
+        </w:rPr>
+        <w:br/>
+        <w:t>We can’t tell whether the parts are “dependent,” “communicating,” “sharing data,” or something else.</w:t>
+      </w:r>
+    </w:p>
+    <w:p>
+      <w:pPr>
+        <w:pStyle w:val="ListParagraph"/>
+        <w:numPr>
+          <w:ilvl w:val="0"/>
+          <w:numId w:val="57"/>
+        </w:numPr>
+        <w:rPr>
+          <w:rFonts w:ascii="Times New Roman" w:hAnsi="Times New Roman" w:cs="Times New Roman"/>
+          <w:sz w:val="32"/>
+          <w:szCs w:val="32"/>
+        </w:rPr>
+      </w:pPr>
+      <w:r>
+        <w:rPr>
+          <w:rFonts w:ascii="Times New Roman" w:hAnsi="Times New Roman" w:cs="Times New Roman"/>
+          <w:b/>
+          <w:bCs/>
+          <w:sz w:val="32"/>
+          <w:szCs w:val="32"/>
+        </w:rPr>
+        <w:t xml:space="preserve">They don’t explain the clear details (properties) of each part </w:t>
+      </w:r>
+      <w:r>
+        <w:rPr>
+          <w:rFonts w:ascii="Times New Roman" w:hAnsi="Times New Roman" w:cs="Times New Roman"/>
+          <w:b/>
+          <w:bCs/>
+          <w:sz w:val="32"/>
+          <w:szCs w:val="32"/>
+        </w:rPr>
+        <w:t>of</w:t>
+      </w:r>
+      <w:r>
+        <w:rPr>
+          <w:rFonts w:ascii="Times New Roman" w:hAnsi="Times New Roman" w:cs="Times New Roman"/>
+          <w:b/>
+          <w:bCs/>
+          <w:sz w:val="32"/>
+          <w:szCs w:val="32"/>
+        </w:rPr>
+        <w:t xml:space="preserve"> the architecture.</w:t>
+      </w:r>
+      <w:r>
+        <w:rPr>
+          <w:rFonts w:ascii="Times New Roman" w:hAnsi="Times New Roman" w:cs="Times New Roman"/>
+          <w:sz w:val="32"/>
+          <w:szCs w:val="32"/>
+        </w:rPr>
+        <w:br/>
+        <w:t>The diagram doesn’t show the important features of each block, like what it does, what inputs it takes, or what outputs it gives.</w:t>
+      </w:r>
+    </w:p>
+    <w:p>
+      <w:pPr>
+        <w:jc w:val="center"/>
+        <w:rPr>
+          <w:rFonts w:ascii="Times New Roman" w:hAnsi="Times New Roman" w:cs="Times New Roman"/>
+          <w:sz w:val="32"/>
+          <w:szCs w:val="32"/>
+        </w:rPr>
+      </w:pPr>
+      <w:r>
+        <w:rPr>
+          <w:rFonts w:ascii="Times New Roman" w:hAnsi="Times New Roman" w:cs="Times New Roman"/>
+          <w:sz w:val="32"/>
+          <w:szCs w:val="32"/>
+        </w:rPr>
+        <w:lastRenderedPageBreak/>
+        <w:drawing>
+          <wp:inline distT="0" distB="0" distL="0" distR="0" wp14:anchorId="7389A436" wp14:editId="3B09B2C4">
+            <wp:extent cx="5943600" cy="2266950"/>
+            <wp:effectExtent l="0" t="0" r="0" b="0"/>
+            <wp:docPr id="1491470378" name="Picture 1"/>
+            <wp:cNvGraphicFramePr>
+              <a:graphicFrameLocks xmlns:a="http://schemas.openxmlformats.org/drawingml/2006/main" noChangeAspect="1"/>
+            </wp:cNvGraphicFramePr>
+            <a:graphic xmlns:a="http://schemas.openxmlformats.org/drawingml/2006/main">
+              <a:graphicData uri="http://schemas.openxmlformats.org/drawingml/2006/picture">
+                <pic:pic xmlns:pic="http://schemas.openxmlformats.org/drawingml/2006/picture">
+                  <pic:nvPicPr>
+                    <pic:cNvPr id="1491470378" name=""/>
+                    <pic:cNvPicPr/>
+                  </pic:nvPicPr>
+                  <pic:blipFill>
+                    <a:blip r:embed="rId23"/>
+                    <a:stretch>
+                      <a:fillRect/>
+                    </a:stretch>
+                  </pic:blipFill>
+                  <pic:spPr>
+                    <a:xfrm>
+                      <a:off x="0" y="0"/>
+                      <a:ext cx="5943600" cy="2266950"/>
+                    </a:xfrm>
+                    <a:prstGeom prst="rect">
+                      <a:avLst/>
+                    </a:prstGeom>
+                  </pic:spPr>
+                </pic:pic>
+              </a:graphicData>
+            </a:graphic>
+          </wp:inline>
+        </w:drawing>
+      </w:r>
+    </w:p>
+    <w:p>
+      <w:pPr>
+        <w:tabs>
+          <w:tab w:val="left" w:pos="2088"/>
+        </w:tabs>
+        <w:rPr>
+          <w:rFonts w:ascii="Times New Roman" w:hAnsi="Times New Roman" w:cs="Times New Roman"/>
+          <w:b/>
+          <w:bCs/>
+          <w:sz w:val="32"/>
+          <w:szCs w:val="32"/>
+        </w:rPr>
+      </w:pPr>
+      <w:r>
+        <w:rPr>
+          <w:rFonts w:ascii="Times New Roman" w:hAnsi="Times New Roman" w:cs="Times New Roman"/>
+          <w:b/>
+          <w:bCs/>
+          <w:sz w:val="32"/>
+          <w:szCs w:val="32"/>
+        </w:rPr>
+        <w:t xml:space="preserve">Better Representation </w:t>
+      </w:r>
+    </w:p>
+    <w:p>
+      <w:pPr>
+        <w:tabs>
+          <w:tab w:val="left" w:pos="2088"/>
+        </w:tabs>
+        <w:jc w:val="center"/>
+        <w:rPr>
+          <w:rFonts w:ascii="Times New Roman" w:hAnsi="Times New Roman" w:cs="Times New Roman"/>
+          <w:sz w:val="32"/>
+          <w:szCs w:val="32"/>
+        </w:rPr>
+      </w:pPr>
+      <w:r>
+        <w:rPr>
+          <w:rFonts w:ascii="Times New Roman" w:hAnsi="Times New Roman" w:cs="Times New Roman"/>
+          <w:sz w:val="32"/>
+          <w:szCs w:val="32"/>
+        </w:rPr>
+        <w:drawing>
+          <wp:inline distT="0" distB="0" distL="0" distR="0" wp14:anchorId="6AC04765" wp14:editId="5B051358">
+            <wp:extent cx="5943600" cy="2539365"/>
+            <wp:effectExtent l="0" t="0" r="0" b="0"/>
+            <wp:docPr id="1835048140" name="Picture 1" descr="A screenshot of a computer code&#10;&#10;AI-generated content may be incorrect."/>
+            <wp:cNvGraphicFramePr>
+              <a:graphicFrameLocks xmlns:a="http://schemas.openxmlformats.org/drawingml/2006/main" noChangeAspect="1"/>
+            </wp:cNvGraphicFramePr>
+            <a:graphic xmlns:a="http://schemas.openxmlformats.org/drawingml/2006/main">
+              <a:graphicData uri="http://schemas.openxmlformats.org/drawingml/2006/picture">
+                <pic:pic xmlns:pic="http://schemas.openxmlformats.org/drawingml/2006/picture">
+                  <pic:nvPicPr>
+                    <pic:cNvPr id="144281358" name="Picture 1" descr="A screenshot of a computer code&#10;&#10;AI-generated content may be incorrect."/>
+                    <pic:cNvPicPr/>
+                  </pic:nvPicPr>
+                  <pic:blipFill>
+                    <a:blip r:embed="rId24"/>
+                    <a:stretch>
+                      <a:fillRect/>
+                    </a:stretch>
+                  </pic:blipFill>
+                  <pic:spPr>
+                    <a:xfrm>
+                      <a:off x="0" y="0"/>
+                      <a:ext cx="5943600" cy="2539365"/>
+                    </a:xfrm>
+                    <a:prstGeom prst="rect">
+                      <a:avLst/>
+                    </a:prstGeom>
+                  </pic:spPr>
+                </pic:pic>
+              </a:graphicData>
+            </a:graphic>
+          </wp:inline>
+        </w:drawing>
+      </w:r>
+    </w:p>
+    <w:p>
+      <w:pPr>
+        <w:tabs>
+          <w:tab w:val="left" w:pos="2088"/>
+        </w:tabs>
+        <w:rPr>
+          <w:rFonts w:ascii="Times New Roman" w:hAnsi="Times New Roman" w:cs="Times New Roman"/>
+          <w:sz w:val="32"/>
+          <w:szCs w:val="32"/>
+        </w:rPr>
+      </w:pPr>
+      <w:r>
+        <w:rPr>
+          <w:rFonts w:ascii="Times New Roman" w:hAnsi="Times New Roman" w:cs="Times New Roman"/>
+          <w:b/>
+          <w:bCs/>
+          <w:color w:val="215E99" w:themeColor="text2" w:themeTint="BF"/>
+          <w:sz w:val="32"/>
+          <w:szCs w:val="32"/>
+        </w:rPr>
+        <w:t>Box and Line Diagrams</w:t>
+      </w:r>
+      <w:r>
+        <w:rPr>
+          <w:rFonts w:ascii="Times New Roman" w:hAnsi="Times New Roman" w:cs="Times New Roman"/>
+          <w:color w:val="215E99" w:themeColor="text2" w:themeTint="BF"/>
+          <w:sz w:val="32"/>
+          <w:szCs w:val="32"/>
+        </w:rPr>
+        <w:br/>
+      </w:r>
+      <w:r>
+        <w:rPr>
+          <w:rFonts w:ascii="Times New Roman" w:hAnsi="Times New Roman" w:cs="Times New Roman"/>
+          <w:sz w:val="32"/>
+          <w:szCs w:val="32"/>
+        </w:rPr>
+        <w:t>These diagrams show the general shape or outline of an architecture design.</w:t>
+      </w:r>
+    </w:p>
+    <w:p>
+      <w:pPr>
+        <w:tabs>
+          <w:tab w:val="left" w:pos="2088"/>
+        </w:tabs>
+        <w:rPr>
+          <w:rFonts w:ascii="Times New Roman" w:hAnsi="Times New Roman" w:cs="Times New Roman"/>
+          <w:sz w:val="32"/>
+          <w:szCs w:val="32"/>
+        </w:rPr>
+      </w:pPr>
+      <w:r>
+        <w:rPr>
+          <w:rFonts w:ascii="Times New Roman" w:hAnsi="Times New Roman" w:cs="Times New Roman"/>
+          <w:sz w:val="32"/>
+          <w:szCs w:val="32"/>
+        </w:rPr>
+        <w:t xml:space="preserve">They are very </w:t>
+      </w:r>
+      <w:r>
+        <w:rPr>
+          <w:rFonts w:ascii="Times New Roman" w:hAnsi="Times New Roman" w:cs="Times New Roman"/>
+          <w:b/>
+          <w:bCs/>
+          <w:sz w:val="32"/>
+          <w:szCs w:val="32"/>
+        </w:rPr>
+        <w:t>high-level and abstract</w:t>
+      </w:r>
+      <w:r>
+        <w:rPr>
+          <w:rFonts w:ascii="Times New Roman" w:hAnsi="Times New Roman" w:cs="Times New Roman"/>
+          <w:sz w:val="32"/>
+          <w:szCs w:val="32"/>
+        </w:rPr>
+        <w:t xml:space="preserve"> – they don’t explain what kind of relationships exist between the parts, or the clear details (visible properties) of the sub-systems.</w:t>
+      </w:r>
+    </w:p>
+    <w:p>
+      <w:pPr>
+        <w:tabs>
+          <w:tab w:val="left" w:pos="2088"/>
+        </w:tabs>
+        <w:rPr>
+          <w:rFonts w:ascii="Times New Roman" w:hAnsi="Times New Roman" w:cs="Times New Roman"/>
+          <w:sz w:val="32"/>
+          <w:szCs w:val="32"/>
+        </w:rPr>
+      </w:pPr>
+      <w:r>
+        <w:rPr>
+          <w:rFonts w:ascii="Times New Roman" w:hAnsi="Times New Roman" w:cs="Times New Roman"/>
+          <w:sz w:val="32"/>
+          <w:szCs w:val="32"/>
+        </w:rPr>
+        <w:t xml:space="preserve">Still, they are </w:t>
+      </w:r>
+      <w:r>
+        <w:rPr>
+          <w:rFonts w:ascii="Times New Roman" w:hAnsi="Times New Roman" w:cs="Times New Roman"/>
+          <w:b/>
+          <w:bCs/>
+          <w:sz w:val="32"/>
+          <w:szCs w:val="32"/>
+        </w:rPr>
+        <w:t>useful for talking with stakeholders</w:t>
+      </w:r>
+      <w:r>
+        <w:rPr>
+          <w:rFonts w:ascii="Times New Roman" w:hAnsi="Times New Roman" w:cs="Times New Roman"/>
+          <w:sz w:val="32"/>
+          <w:szCs w:val="32"/>
+        </w:rPr>
+        <w:t xml:space="preserve"> (people interested in the project) and for planning the project.</w:t>
+      </w:r>
+    </w:p>
+    <w:p>
+      <w:pPr>
+        <w:tabs>
+          <w:tab w:val="left" w:pos="2088"/>
+        </w:tabs>
+        <w:rPr>
+          <w:rFonts w:ascii="Times New Roman" w:hAnsi="Times New Roman" w:cs="Times New Roman"/>
+          <w:sz w:val="32"/>
+          <w:szCs w:val="32"/>
+        </w:rPr>
+      </w:pPr>
+    </w:p>
+    <w:p>
+      <w:pPr>
+        <w:tabs>
+          <w:tab w:val="left" w:pos="2088"/>
+        </w:tabs>
+        <w:jc w:val="center"/>
+        <w:rPr>
+          <w:rFonts w:ascii="Times New Roman" w:hAnsi="Times New Roman" w:cs="Times New Roman"/>
+          <w:sz w:val="32"/>
+          <w:szCs w:val="32"/>
+        </w:rPr>
+      </w:pPr>
+      <w:r>
+        <w:rPr>
+          <w:rFonts w:ascii="Times New Roman" w:hAnsi="Times New Roman" w:cs="Times New Roman"/>
+          <w:sz w:val="32"/>
+          <w:szCs w:val="32"/>
+        </w:rPr>
+        <w:lastRenderedPageBreak/>
+        <w:drawing>
+          <wp:inline distT="0" distB="0" distL="0" distR="0" wp14:anchorId="2A706BFC" wp14:editId="46B7B744">
+            <wp:extent cx="5943600" cy="2484120"/>
+            <wp:effectExtent l="0" t="0" r="0" b="0"/>
+            <wp:docPr id="679865315" name="Picture 1"/>
+            <wp:cNvGraphicFramePr>
+              <a:graphicFrameLocks xmlns:a="http://schemas.openxmlformats.org/drawingml/2006/main" noChangeAspect="1"/>
+            </wp:cNvGraphicFramePr>
+            <a:graphic xmlns:a="http://schemas.openxmlformats.org/drawingml/2006/main">
+              <a:graphicData uri="http://schemas.openxmlformats.org/drawingml/2006/picture">
+                <pic:pic xmlns:pic="http://schemas.openxmlformats.org/drawingml/2006/picture">
+                  <pic:nvPicPr>
+                    <pic:cNvPr id="679865315" name=""/>
+                    <pic:cNvPicPr/>
+                  </pic:nvPicPr>
+                  <pic:blipFill>
+                    <a:blip r:embed="rId25"/>
+                    <a:stretch>
+                      <a:fillRect/>
+                    </a:stretch>
+                  </pic:blipFill>
+                  <pic:spPr>
+                    <a:xfrm>
+                      <a:off x="0" y="0"/>
+                      <a:ext cx="5943600" cy="2484120"/>
+                    </a:xfrm>
+                    <a:prstGeom prst="rect">
+                      <a:avLst/>
+                    </a:prstGeom>
+                  </pic:spPr>
+                </pic:pic>
+              </a:graphicData>
+            </a:graphic>
+          </wp:inline>
+        </w:drawing>
+      </w:r>
+    </w:p>
+    <w:p>
+      <w:pPr>
+        <w:tabs>
+          <w:tab w:val="left" w:pos="2088"/>
+        </w:tabs>
+        <w:rPr>
+          <w:rFonts w:ascii="Times New Roman" w:hAnsi="Times New Roman" w:cs="Times New Roman"/>
+          <w:b/>
+          <w:bCs/>
+          <w:sz w:val="32"/>
+          <w:szCs w:val="32"/>
+        </w:rPr>
+      </w:pPr>
+      <w:r>
+        <w:rPr>
+          <w:rFonts w:ascii="Times New Roman" w:hAnsi="Times New Roman" w:cs="Times New Roman"/>
+          <w:b/>
+          <w:bCs/>
+          <w:sz w:val="32"/>
+          <w:szCs w:val="32"/>
+        </w:rPr>
+        <w:t>Continue…</w:t>
+      </w:r>
+    </w:p>
+    <w:p>
+      <w:pPr>
+        <w:pStyle w:val="ListParagraph"/>
+        <w:numPr>
+          <w:ilvl w:val="0"/>
+          <w:numId w:val="58"/>
+        </w:numPr>
+        <w:tabs>
+          <w:tab w:val="left" w:pos="2088"/>
+        </w:tabs>
+        <w:rPr>
+          <w:rFonts w:ascii="Times New Roman" w:hAnsi="Times New Roman" w:cs="Times New Roman"/>
+          <w:sz w:val="32"/>
+          <w:szCs w:val="32"/>
+        </w:rPr>
+      </w:pPr>
+      <w:r>
+        <w:rPr>
+          <w:rFonts w:ascii="Times New Roman" w:hAnsi="Times New Roman" w:cs="Times New Roman"/>
+          <w:sz w:val="32"/>
+          <w:szCs w:val="32"/>
+        </w:rPr>
+        <w:t xml:space="preserve">The </w:t>
+      </w:r>
+      <w:r>
+        <w:rPr>
+          <w:rFonts w:ascii="Times New Roman" w:hAnsi="Times New Roman" w:cs="Times New Roman"/>
+          <w:b/>
+          <w:bCs/>
+          <w:sz w:val="32"/>
+          <w:szCs w:val="32"/>
+        </w:rPr>
+        <w:t>parts of a system</w:t>
+      </w:r>
+      <w:r>
+        <w:rPr>
+          <w:rFonts w:ascii="Times New Roman" w:hAnsi="Times New Roman" w:cs="Times New Roman"/>
+          <w:sz w:val="32"/>
+          <w:szCs w:val="32"/>
+        </w:rPr>
+        <w:t xml:space="preserve"> can be divided based on what they do (functionality), where they are placed (location), and how they look or work when the program is running (runtime images).</w:t>
+      </w:r>
+    </w:p>
+    <w:p>
+      <w:pPr>
+        <w:pStyle w:val="ListParagraph"/>
+        <w:numPr>
+          <w:ilvl w:val="0"/>
+          <w:numId w:val="58"/>
+        </w:numPr>
+        <w:tabs>
+          <w:tab w:val="left" w:pos="2088"/>
+        </w:tabs>
+        <w:rPr>
+          <w:rFonts w:ascii="Times New Roman" w:hAnsi="Times New Roman" w:cs="Times New Roman"/>
+          <w:sz w:val="32"/>
+          <w:szCs w:val="32"/>
+        </w:rPr>
+      </w:pPr>
+      <w:r>
+        <w:rPr>
+          <w:rFonts w:ascii="Times New Roman" w:hAnsi="Times New Roman" w:cs="Times New Roman"/>
+          <w:sz w:val="32"/>
+          <w:szCs w:val="32"/>
+        </w:rPr>
+        <w:t xml:space="preserve">The </w:t>
+      </w:r>
+      <w:r>
+        <w:rPr>
+          <w:rFonts w:ascii="Times New Roman" w:hAnsi="Times New Roman" w:cs="Times New Roman"/>
+          <w:b/>
+          <w:bCs/>
+          <w:sz w:val="32"/>
+          <w:szCs w:val="32"/>
+        </w:rPr>
+        <w:t>structure of the system</w:t>
+      </w:r>
+      <w:r>
+        <w:rPr>
+          <w:rFonts w:ascii="Times New Roman" w:hAnsi="Times New Roman" w:cs="Times New Roman"/>
+          <w:sz w:val="32"/>
+          <w:szCs w:val="32"/>
+        </w:rPr>
+        <w:t xml:space="preserve"> (topology) shows how these parts are arranged. This can be in different forms like layered, flat, star-shaped, centralized, or spread out (distributed).</w:t>
+      </w:r>
+    </w:p>
+    <w:p>
+      <w:pPr>
+        <w:tabs>
+          <w:tab w:val="left" w:pos="960"/>
+        </w:tabs>
+        <w:rPr>
+          <w:b/>
+          <w:bCs/>
+          <w:color w:val="215E99" w:themeColor="text2" w:themeTint="BF"/>
+        </w:rPr>
+      </w:pPr>
+      <w:r>
+        <w:rPr>
+          <w:rFonts w:ascii="Times New Roman" w:hAnsi="Times New Roman" w:cs="Times New Roman"/>
+          <w:b/>
+          <w:bCs/>
+          <w:color w:val="215E99" w:themeColor="text2" w:themeTint="BF"/>
+          <w:sz w:val="32"/>
+          <w:szCs w:val="32"/>
+        </w:rPr>
+        <w:t>How System made up off?</w:t>
+      </w:r>
+    </w:p>
+    <w:p>
+      <w:pPr>
+        <w:tabs>
+          <w:tab w:val="left" w:pos="2088"/>
+        </w:tabs>
+        <w:jc w:val="center"/>
+        <w:rPr>
+          <w:rFonts w:ascii="Times New Roman" w:hAnsi="Times New Roman" w:cs="Times New Roman"/>
+          <w:b/>
+          <w:bCs/>
+          <w:sz w:val="32"/>
+          <w:szCs w:val="32"/>
+        </w:rPr>
+      </w:pPr>
+      <w:r>
+        <w:rPr>
+          <w:noProof/>
+        </w:rPr>
+        <w:drawing>
+          <wp:inline distT="0" distB="0" distL="0" distR="0" wp14:anchorId="5CF18697" wp14:editId="30824B2C">
+            <wp:extent cx="4892040" cy="3052821"/>
+            <wp:effectExtent l="0" t="0" r="3810" b="0"/>
+            <wp:docPr id="2011123358" name="Picture 1"/>
+            <wp:cNvGraphicFramePr>
+              <a:graphicFrameLocks xmlns:a="http://schemas.openxmlformats.org/drawingml/2006/main" noChangeAspect="1"/>
+            </wp:cNvGraphicFramePr>
+            <a:graphic xmlns:a="http://schemas.openxmlformats.org/drawingml/2006/main">
+              <a:graphicData uri="http://schemas.openxmlformats.org/drawingml/2006/picture">
+                <pic:pic xmlns:pic="http://schemas.openxmlformats.org/drawingml/2006/picture">
+                  <pic:nvPicPr>
+                    <pic:cNvPr id="0" name="Picture 1"/>
+                    <pic:cNvPicPr>
+                      <a:picLocks noChangeAspect="1" noChangeArrowheads="1"/>
+                    </pic:cNvPicPr>
+                  </pic:nvPicPr>
+                  <pic:blipFill>
+                    <a:blip r:embed="rId26" cstate="print">
+                      <a:extLst>
+                        <a:ext uri="{28A0092B-C50C-407E-A947-70E740481C1C}">
+                          <a14:useLocalDpi xmlns:a14="http://schemas.microsoft.com/office/drawing/2010/main" val="0"/>
+                        </a:ext>
+                      </a:extLst>
+                    </a:blip>
+                    <a:srcRect/>
+                    <a:stretch>
+                      <a:fillRect/>
+                    </a:stretch>
+                  </pic:blipFill>
+                  <pic:spPr bwMode="auto">
+                    <a:xfrm>
+                      <a:off x="0" y="0"/>
+                      <a:ext cx="4894716" cy="3054491"/>
+                    </a:xfrm>
+                    <a:prstGeom prst="rect">
+                      <a:avLst/>
+                    </a:prstGeom>
+                    <a:noFill/>
+                    <a:ln>
+                      <a:noFill/>
+                    </a:ln>
+                  </pic:spPr>
+                </pic:pic>
+              </a:graphicData>
+            </a:graphic>
+          </wp:inline>
+        </w:drawing>
+      </w:r>
+    </w:p>
+    <w:p>
+      <w:pPr>
+        <w:tabs>
+          <w:tab w:val="left" w:pos="2088"/>
+        </w:tabs>
+        <w:rPr>
+          <w:rFonts w:ascii="Times New Roman" w:hAnsi="Times New Roman" w:cs="Times New Roman"/>
+          <w:b/>
+          <w:bCs/>
+          <w:color w:val="215E99" w:themeColor="text2" w:themeTint="BF"/>
+          <w:sz w:val="32"/>
+          <w:szCs w:val="32"/>
+        </w:rPr>
+      </w:pPr>
+      <w:r>
+        <w:rPr>
+          <w:rFonts w:ascii="Times New Roman" w:hAnsi="Times New Roman" w:cs="Times New Roman"/>
+          <w:b/>
+          <w:bCs/>
+          <w:color w:val="215E99" w:themeColor="text2" w:themeTint="BF"/>
+          <w:sz w:val="32"/>
+          <w:szCs w:val="32"/>
+        </w:rPr>
+        <w:lastRenderedPageBreak/>
+        <w:t>Use of Architectural Models</w:t>
+      </w:r>
+    </w:p>
+    <w:p>
+      <w:pPr>
+        <w:tabs>
+          <w:tab w:val="left" w:pos="2088"/>
+        </w:tabs>
+        <w:rPr>
+          <w:rFonts w:ascii="Times New Roman" w:hAnsi="Times New Roman" w:cs="Times New Roman"/>
+          <w:sz w:val="32"/>
+          <w:szCs w:val="32"/>
+        </w:rPr>
+      </w:pPr>
+      <w:r>
+        <w:rPr>
+          <w:rFonts w:ascii="Times New Roman" w:hAnsi="Times New Roman" w:cs="Times New Roman"/>
+          <w:sz w:val="32"/>
+          <w:szCs w:val="32"/>
+        </w:rPr>
+        <w:t xml:space="preserve">A full software architecture description should not only explain the parts (elements) and how they connect, but also the rules (constraints) and how the system will behave when running. This helps developers clearly understand </w:t>
+      </w:r>
+      <w:r>
+        <w:rPr>
+          <w:rFonts w:ascii="Times New Roman" w:hAnsi="Times New Roman" w:cs="Times New Roman"/>
+          <w:i/>
+          <w:iCs/>
+          <w:sz w:val="32"/>
+          <w:szCs w:val="32"/>
+        </w:rPr>
+        <w:t>what</w:t>
+      </w:r>
+      <w:r>
+        <w:rPr>
+          <w:rFonts w:ascii="Times New Roman" w:hAnsi="Times New Roman" w:cs="Times New Roman"/>
+          <w:sz w:val="32"/>
+          <w:szCs w:val="32"/>
+        </w:rPr>
+        <w:t xml:space="preserve"> to build and </w:t>
+      </w:r>
+      <w:r>
+        <w:rPr>
+          <w:rFonts w:ascii="Times New Roman" w:hAnsi="Times New Roman" w:cs="Times New Roman"/>
+          <w:i/>
+          <w:iCs/>
+          <w:sz w:val="32"/>
+          <w:szCs w:val="32"/>
+        </w:rPr>
+        <w:t>how</w:t>
+      </w:r>
+      <w:r>
+        <w:rPr>
+          <w:rFonts w:ascii="Times New Roman" w:hAnsi="Times New Roman" w:cs="Times New Roman"/>
+          <w:sz w:val="32"/>
+          <w:szCs w:val="32"/>
+        </w:rPr>
+        <w:t xml:space="preserve"> to build it.</w:t>
+      </w:r>
+    </w:p>
+    <w:p>
+      <w:pPr>
+        <w:tabs>
+          <w:tab w:val="left" w:pos="2088"/>
+        </w:tabs>
+        <w:rPr>
+          <w:rFonts w:ascii="Times New Roman" w:hAnsi="Times New Roman" w:cs="Times New Roman"/>
+          <w:b/>
+          <w:bCs/>
+          <w:sz w:val="32"/>
+          <w:szCs w:val="32"/>
+        </w:rPr>
+      </w:pPr>
+      <w:r>
+        <w:rPr>
+          <w:rFonts w:ascii="Times New Roman" w:hAnsi="Times New Roman" w:cs="Times New Roman"/>
+          <w:b/>
+          <w:bCs/>
+          <w:sz w:val="32"/>
+          <w:szCs w:val="32"/>
+        </w:rPr>
+        <w:t>The main tasks of a software architect are:</w:t>
+      </w:r>
+    </w:p>
+    <w:p>
+      <w:pPr>
+        <w:pStyle w:val="ListParagraph"/>
+        <w:numPr>
+          <w:ilvl w:val="0"/>
+          <w:numId w:val="59"/>
+        </w:numPr>
+        <w:tabs>
+          <w:tab w:val="left" w:pos="2088"/>
+        </w:tabs>
+        <w:rPr>
+          <w:rFonts w:ascii="Times New Roman" w:hAnsi="Times New Roman" w:cs="Times New Roman"/>
+          <w:sz w:val="32"/>
+          <w:szCs w:val="32"/>
+        </w:rPr>
+      </w:pPr>
+      <w:r>
+        <w:rPr>
+          <w:rFonts w:ascii="Times New Roman" w:hAnsi="Times New Roman" w:cs="Times New Roman"/>
+          <w:sz w:val="32"/>
+          <w:szCs w:val="32"/>
+        </w:rPr>
+        <w:t>Divide the system into smaller parts (subsystems) and explain how these parts communicate with each other.</w:t>
+      </w:r>
+      <w:r>
+        <w:rPr>
+          <w:rFonts w:ascii="Times New Roman" w:hAnsi="Times New Roman" w:cs="Times New Roman"/>
+          <w:sz w:val="32"/>
+          <w:szCs w:val="32"/>
+        </w:rPr>
+        <w:br/>
+      </w:r>
+      <w:r>
+        <w:rPr>
+          <w:rFonts w:ascii="Times New Roman" w:hAnsi="Times New Roman" w:cs="Times New Roman"/>
+          <w:b/>
+          <w:bCs/>
+          <w:sz w:val="32"/>
+          <w:szCs w:val="32"/>
+        </w:rPr>
+        <w:t>Example:</w:t>
+      </w:r>
+      <w:r>
+        <w:rPr>
+          <w:rFonts w:ascii="Times New Roman" w:hAnsi="Times New Roman" w:cs="Times New Roman"/>
+          <w:sz w:val="32"/>
+          <w:szCs w:val="32"/>
+        </w:rPr>
+        <w:t xml:space="preserve"> In an online shopping app, divide into </w:t>
+      </w:r>
+      <w:r>
+        <w:rPr>
+          <w:rFonts w:ascii="Times New Roman" w:hAnsi="Times New Roman" w:cs="Times New Roman"/>
+          <w:i/>
+          <w:iCs/>
+          <w:sz w:val="32"/>
+          <w:szCs w:val="32"/>
+        </w:rPr>
+        <w:t>User System</w:t>
+      </w:r>
+      <w:r>
+        <w:rPr>
+          <w:rFonts w:ascii="Times New Roman" w:hAnsi="Times New Roman" w:cs="Times New Roman"/>
+          <w:sz w:val="32"/>
+          <w:szCs w:val="32"/>
+        </w:rPr>
+        <w:t xml:space="preserve">, </w:t>
+      </w:r>
+      <w:r>
+        <w:rPr>
+          <w:rFonts w:ascii="Times New Roman" w:hAnsi="Times New Roman" w:cs="Times New Roman"/>
+          <w:i/>
+          <w:iCs/>
+          <w:sz w:val="32"/>
+          <w:szCs w:val="32"/>
+        </w:rPr>
+        <w:t>Order System</w:t>
+      </w:r>
+      <w:r>
+        <w:rPr>
+          <w:rFonts w:ascii="Times New Roman" w:hAnsi="Times New Roman" w:cs="Times New Roman"/>
+          <w:sz w:val="32"/>
+          <w:szCs w:val="32"/>
+        </w:rPr>
+        <w:t xml:space="preserve">, and </w:t>
+      </w:r>
+      <w:r>
+        <w:rPr>
+          <w:rFonts w:ascii="Times New Roman" w:hAnsi="Times New Roman" w:cs="Times New Roman"/>
+          <w:i/>
+          <w:iCs/>
+          <w:sz w:val="32"/>
+          <w:szCs w:val="32"/>
+        </w:rPr>
+        <w:t>Payment System</w:t>
+      </w:r>
+      <w:r>
+        <w:rPr>
+          <w:rFonts w:ascii="Times New Roman" w:hAnsi="Times New Roman" w:cs="Times New Roman"/>
+          <w:sz w:val="32"/>
+          <w:szCs w:val="32"/>
+        </w:rPr>
+        <w:t>.</w:t>
+      </w:r>
+    </w:p>
+    <w:p>
+      <w:pPr>
+        <w:pStyle w:val="ListParagraph"/>
+        <w:numPr>
+          <w:ilvl w:val="0"/>
+          <w:numId w:val="59"/>
+        </w:numPr>
+        <w:tabs>
+          <w:tab w:val="left" w:pos="2088"/>
+        </w:tabs>
+        <w:rPr>
+          <w:rFonts w:ascii="Times New Roman" w:hAnsi="Times New Roman" w:cs="Times New Roman"/>
+          <w:sz w:val="32"/>
+          <w:szCs w:val="32"/>
+        </w:rPr>
+      </w:pPr>
+      <w:r>
+        <w:rPr>
+          <w:rFonts w:ascii="Times New Roman" w:hAnsi="Times New Roman" w:cs="Times New Roman"/>
+          <w:sz w:val="32"/>
+          <w:szCs w:val="32"/>
+        </w:rPr>
+        <w:t>Make sure each software part can be set up (configured), built (developed), delivered, installed (deployed), and even replaced later if needed.</w:t>
+      </w:r>
+      <w:r>
+        <w:rPr>
+          <w:rFonts w:ascii="Times New Roman" w:hAnsi="Times New Roman" w:cs="Times New Roman"/>
+          <w:sz w:val="32"/>
+          <w:szCs w:val="32"/>
+        </w:rPr>
+        <w:br/>
+      </w:r>
+      <w:r>
+        <w:rPr>
+          <w:rFonts w:ascii="Times New Roman" w:hAnsi="Times New Roman" w:cs="Times New Roman"/>
+          <w:b/>
+          <w:bCs/>
+          <w:sz w:val="32"/>
+          <w:szCs w:val="32"/>
+        </w:rPr>
+        <w:t>Example:</w:t>
+      </w:r>
+      <w:r>
+        <w:rPr>
+          <w:rFonts w:ascii="Times New Roman" w:hAnsi="Times New Roman" w:cs="Times New Roman"/>
+          <w:sz w:val="32"/>
+          <w:szCs w:val="32"/>
+        </w:rPr>
+        <w:t xml:space="preserve"> The Payment System can be updated or replaced with PayPal without changing the whole app.</w:t>
+      </w:r>
+    </w:p>
+    <w:p>
+      <w:pPr>
+        <w:pStyle w:val="ListParagraph"/>
+        <w:numPr>
+          <w:ilvl w:val="0"/>
+          <w:numId w:val="59"/>
+        </w:numPr>
+        <w:tabs>
+          <w:tab w:val="left" w:pos="2088"/>
+        </w:tabs>
+        <w:rPr>
+          <w:rFonts w:ascii="Times New Roman" w:hAnsi="Times New Roman" w:cs="Times New Roman"/>
+          <w:sz w:val="32"/>
+          <w:szCs w:val="32"/>
+        </w:rPr>
+      </w:pPr>
+      <w:r>
+        <w:rPr>
+          <w:rFonts w:ascii="Times New Roman" w:hAnsi="Times New Roman" w:cs="Times New Roman"/>
+          <w:sz w:val="32"/>
+          <w:szCs w:val="32"/>
+        </w:rPr>
+        <w:t>Define each part’s interface clearly so it can connect and work properly with other parts or subsystems.</w:t>
+      </w:r>
+      <w:r>
+        <w:rPr>
+          <w:rFonts w:ascii="Times New Roman" w:hAnsi="Times New Roman" w:cs="Times New Roman"/>
+          <w:sz w:val="32"/>
+          <w:szCs w:val="32"/>
+        </w:rPr>
+        <w:br/>
+      </w:r>
+      <w:r>
+        <w:rPr>
+          <w:rFonts w:ascii="Times New Roman" w:hAnsi="Times New Roman" w:cs="Times New Roman"/>
+          <w:b/>
+          <w:bCs/>
+          <w:sz w:val="32"/>
+          <w:szCs w:val="32"/>
+        </w:rPr>
+        <w:t>Example:</w:t>
+      </w:r>
+      <w:r>
+        <w:rPr>
+          <w:rFonts w:ascii="Times New Roman" w:hAnsi="Times New Roman" w:cs="Times New Roman"/>
+          <w:sz w:val="32"/>
+          <w:szCs w:val="32"/>
+        </w:rPr>
+        <w:t xml:space="preserve"> </w:t>
+      </w:r>
+      <w:r>
+        <w:rPr>
+          <w:rFonts w:ascii="Times New Roman" w:hAnsi="Times New Roman" w:cs="Times New Roman"/>
+          <w:sz w:val="32"/>
+          <w:szCs w:val="32"/>
+        </w:rPr>
+        <w:t xml:space="preserve">The Payment System provides a clear interface (like a menu) with an option called </w:t>
+      </w:r>
+      <w:proofErr w:type="spellStart"/>
+      <w:proofErr w:type="gramStart"/>
+      <w:r>
+        <w:rPr>
+          <w:rFonts w:ascii="Times New Roman" w:hAnsi="Times New Roman" w:cs="Times New Roman"/>
+          <w:b/>
+          <w:bCs/>
+          <w:sz w:val="32"/>
+          <w:szCs w:val="32"/>
+        </w:rPr>
+        <w:t>makePayment</w:t>
+      </w:r>
+      <w:proofErr w:type="spellEnd"/>
+      <w:r>
+        <w:rPr>
+          <w:rFonts w:ascii="Times New Roman" w:hAnsi="Times New Roman" w:cs="Times New Roman"/>
+          <w:b/>
+          <w:bCs/>
+          <w:sz w:val="32"/>
+          <w:szCs w:val="32"/>
+        </w:rPr>
+        <w:t>(</w:t>
+      </w:r>
+      <w:proofErr w:type="gramEnd"/>
+      <w:r>
+        <w:rPr>
+          <w:rFonts w:ascii="Times New Roman" w:hAnsi="Times New Roman" w:cs="Times New Roman"/>
+          <w:b/>
+          <w:bCs/>
+          <w:sz w:val="32"/>
+          <w:szCs w:val="32"/>
+        </w:rPr>
+        <w:t>)</w:t>
+      </w:r>
+      <w:r>
+        <w:rPr>
+          <w:rFonts w:ascii="Times New Roman" w:hAnsi="Times New Roman" w:cs="Times New Roman"/>
+          <w:sz w:val="32"/>
+          <w:szCs w:val="32"/>
+        </w:rPr>
+        <w:t>.</w:t>
+      </w:r>
+      <w:r>
+        <w:rPr>
+          <w:rFonts w:ascii="Times New Roman" w:hAnsi="Times New Roman" w:cs="Times New Roman"/>
+          <w:sz w:val="32"/>
+          <w:szCs w:val="32"/>
+        </w:rPr>
+        <w:t xml:space="preserve"> </w:t>
+      </w:r>
+      <w:r>
+        <w:rPr>
+          <w:rFonts w:ascii="Times New Roman" w:hAnsi="Times New Roman" w:cs="Times New Roman"/>
+          <w:sz w:val="32"/>
+          <w:szCs w:val="32"/>
+        </w:rPr>
+        <w:t xml:space="preserve">When the Order System needs to take money, it just calls </w:t>
+      </w:r>
+      <w:proofErr w:type="spellStart"/>
+      <w:proofErr w:type="gramStart"/>
+      <w:r>
+        <w:rPr>
+          <w:rFonts w:ascii="Times New Roman" w:hAnsi="Times New Roman" w:cs="Times New Roman"/>
+          <w:b/>
+          <w:bCs/>
+          <w:sz w:val="32"/>
+          <w:szCs w:val="32"/>
+        </w:rPr>
+        <w:t>makePayment</w:t>
+      </w:r>
+      <w:proofErr w:type="spellEnd"/>
+      <w:r>
+        <w:rPr>
+          <w:rFonts w:ascii="Times New Roman" w:hAnsi="Times New Roman" w:cs="Times New Roman"/>
+          <w:b/>
+          <w:bCs/>
+          <w:sz w:val="32"/>
+          <w:szCs w:val="32"/>
+        </w:rPr>
+        <w:t>(</w:t>
+      </w:r>
+      <w:proofErr w:type="gramEnd"/>
+      <w:r>
+        <w:rPr>
+          <w:rFonts w:ascii="Times New Roman" w:hAnsi="Times New Roman" w:cs="Times New Roman"/>
+          <w:b/>
+          <w:bCs/>
+          <w:sz w:val="32"/>
+          <w:szCs w:val="32"/>
+        </w:rPr>
+        <w:t>)</w:t>
+      </w:r>
+      <w:r>
+        <w:rPr>
+          <w:rFonts w:ascii="Times New Roman" w:hAnsi="Times New Roman" w:cs="Times New Roman"/>
+          <w:sz w:val="32"/>
+          <w:szCs w:val="32"/>
+        </w:rPr>
+        <w:t xml:space="preserve"> from the Payment System’s interface.</w:t>
+      </w:r>
+    </w:p>
+    <w:p>
+      <w:pPr>
+        <w:pStyle w:val="ListParagraph"/>
+        <w:numPr>
+          <w:ilvl w:val="0"/>
+          <w:numId w:val="59"/>
+        </w:numPr>
+        <w:tabs>
+          <w:tab w:val="left" w:pos="2088"/>
+        </w:tabs>
+        <w:rPr>
+          <w:rFonts w:ascii="Times New Roman" w:hAnsi="Times New Roman" w:cs="Times New Roman"/>
+          <w:sz w:val="32"/>
+          <w:szCs w:val="32"/>
+        </w:rPr>
+      </w:pPr>
+      <w:r>
+        <w:rPr>
+          <w:rFonts w:ascii="Times New Roman" w:hAnsi="Times New Roman" w:cs="Times New Roman"/>
+          <w:sz w:val="32"/>
+          <w:szCs w:val="32"/>
+        </w:rPr>
+        <w:t>Set up how different subsystems control and interact with each other, for example through data flow, control flow, or message passing.</w:t>
+      </w:r>
+      <w:r>
+        <w:rPr>
+          <w:rFonts w:ascii="Times New Roman" w:hAnsi="Times New Roman" w:cs="Times New Roman"/>
+          <w:sz w:val="32"/>
+          <w:szCs w:val="32"/>
+        </w:rPr>
+        <w:br/>
+      </w:r>
+      <w:r>
+        <w:rPr>
+          <w:rFonts w:ascii="Times New Roman" w:hAnsi="Times New Roman" w:cs="Times New Roman"/>
+          <w:b/>
+          <w:bCs/>
+          <w:sz w:val="32"/>
+          <w:szCs w:val="32"/>
+        </w:rPr>
+        <w:t>Example:</w:t>
+      </w:r>
+      <w:r>
+        <w:rPr>
+          <w:rFonts w:ascii="Times New Roman" w:hAnsi="Times New Roman" w:cs="Times New Roman"/>
+          <w:sz w:val="32"/>
+          <w:szCs w:val="32"/>
+        </w:rPr>
+        <w:t xml:space="preserve"> When a user places an order, data flows from </w:t>
+      </w:r>
+      <w:r>
+        <w:rPr>
+          <w:rFonts w:ascii="Times New Roman" w:hAnsi="Times New Roman" w:cs="Times New Roman"/>
+          <w:i/>
+          <w:iCs/>
+          <w:sz w:val="32"/>
+          <w:szCs w:val="32"/>
+        </w:rPr>
+        <w:t>User System → Order System → Payment System</w:t>
+      </w:r>
+      <w:r>
+        <w:rPr>
+          <w:rFonts w:ascii="Times New Roman" w:hAnsi="Times New Roman" w:cs="Times New Roman"/>
+          <w:sz w:val="32"/>
+          <w:szCs w:val="32"/>
+        </w:rPr>
+        <w:t>.</w:t>
+      </w:r>
+    </w:p>
+    <w:p>
+      <w:pPr>
+        <w:pStyle w:val="ListParagraph"/>
+        <w:numPr>
+          <w:ilvl w:val="0"/>
+          <w:numId w:val="59"/>
+        </w:numPr>
+        <w:tabs>
+          <w:tab w:val="left" w:pos="2088"/>
+        </w:tabs>
+        <w:rPr>
+          <w:rFonts w:ascii="Times New Roman" w:hAnsi="Times New Roman" w:cs="Times New Roman"/>
+          <w:sz w:val="32"/>
+          <w:szCs w:val="32"/>
+        </w:rPr>
+      </w:pPr>
+      <w:r>
+        <w:rPr>
+          <w:rFonts w:ascii="Times New Roman" w:hAnsi="Times New Roman" w:cs="Times New Roman"/>
+          <w:sz w:val="32"/>
+          <w:szCs w:val="32"/>
+        </w:rPr>
+        <w:t>Think about and compare different architecture styles, then choose the one that best fits the specific problem.</w:t>
+      </w:r>
+      <w:r>
+        <w:rPr>
+          <w:rFonts w:ascii="Times New Roman" w:hAnsi="Times New Roman" w:cs="Times New Roman"/>
+          <w:sz w:val="32"/>
+          <w:szCs w:val="32"/>
+        </w:rPr>
+        <w:br/>
+      </w:r>
+      <w:r>
+        <w:rPr>
+          <w:rFonts w:ascii="Times New Roman" w:hAnsi="Times New Roman" w:cs="Times New Roman"/>
+          <w:b/>
+          <w:bCs/>
+          <w:sz w:val="32"/>
+          <w:szCs w:val="32"/>
+        </w:rPr>
+        <w:lastRenderedPageBreak/>
+        <w:t>Example:</w:t>
+      </w:r>
+      <w:r>
+        <w:rPr>
+          <w:rFonts w:ascii="Times New Roman" w:hAnsi="Times New Roman" w:cs="Times New Roman"/>
+          <w:sz w:val="32"/>
+          <w:szCs w:val="32"/>
+        </w:rPr>
+        <w:t xml:space="preserve"> Choose a layered architecture for an online shopping app (UI layer, business layer, database layer).</w:t>
+      </w:r>
+    </w:p>
+    <w:p>
+      <w:pPr>
+        <w:rPr>
+          <w:rFonts w:ascii="Times New Roman" w:hAnsi="Times New Roman" w:cs="Times New Roman"/>
+          <w:b/>
+          <w:bCs/>
+          <w:color w:val="215E99" w:themeColor="text2" w:themeTint="BF"/>
+          <w:sz w:val="32"/>
+          <w:szCs w:val="32"/>
+        </w:rPr>
+      </w:pPr>
+      <w:r>
+        <w:rPr>
+          <w:rFonts w:ascii="Times New Roman" w:hAnsi="Times New Roman" w:cs="Times New Roman"/>
+          <w:b/>
+          <w:bCs/>
+          <w:color w:val="215E99" w:themeColor="text2" w:themeTint="BF"/>
+          <w:sz w:val="32"/>
+          <w:szCs w:val="32"/>
+        </w:rPr>
+        <w:t>Architectural Design Decisions</w:t>
+      </w:r>
+    </w:p>
+    <w:p>
+      <w:pPr>
+        <w:rPr>
+          <w:rFonts w:ascii="Times New Roman" w:hAnsi="Times New Roman" w:cs="Times New Roman"/>
+          <w:sz w:val="32"/>
+          <w:szCs w:val="32"/>
+        </w:rPr>
+      </w:pPr>
+      <w:r>
+        <w:rPr>
+          <w:rFonts w:ascii="Times New Roman" w:hAnsi="Times New Roman" w:cs="Times New Roman"/>
+          <w:sz w:val="32"/>
+          <w:szCs w:val="32"/>
+        </w:rPr>
+        <w:t>Architectural design is a creative process, so the way it is done can change depending on what kind of system is being built.</w:t>
+      </w:r>
+    </w:p>
+    <w:p>
+      <w:pPr>
+        <w:rPr>
+          <w:rFonts w:ascii="Times New Roman" w:hAnsi="Times New Roman" w:cs="Times New Roman"/>
+          <w:sz w:val="32"/>
+          <w:szCs w:val="32"/>
+        </w:rPr>
+      </w:pPr>
+      <w:r>
+        <w:rPr>
+          <w:rFonts w:ascii="Times New Roman" w:hAnsi="Times New Roman" w:cs="Times New Roman"/>
+          <w:sz w:val="32"/>
+          <w:szCs w:val="32"/>
+        </w:rPr>
+        <w:t>Still, there are some common decisions that are part of almost every design process, and these decisions usually affect the system’s non-functional features (like performance, security, reliability, or scalability).</w:t>
+      </w:r>
+    </w:p>
+    <w:p>
+      <w:pPr>
+        <w:rPr>
+          <w:rFonts w:ascii="Times New Roman" w:hAnsi="Times New Roman" w:cs="Times New Roman"/>
+          <w:b/>
+          <w:bCs/>
+          <w:sz w:val="32"/>
+          <w:szCs w:val="32"/>
+        </w:rPr>
+      </w:pPr>
+      <w:r>
+        <w:rPr>
+          <w:rFonts w:ascii="Times New Roman" w:hAnsi="Times New Roman" w:cs="Times New Roman"/>
+          <w:b/>
+          <w:bCs/>
+          <w:sz w:val="32"/>
+          <w:szCs w:val="32"/>
+        </w:rPr>
+        <w:t>Some common decisions?</w:t>
+      </w:r>
+    </w:p>
+    <w:p>
+      <w:pPr>
+        <w:rPr>
+          <w:rFonts w:ascii="Times New Roman" w:hAnsi="Times New Roman" w:cs="Times New Roman"/>
+          <w:b/>
+          <w:bCs/>
+          <w:sz w:val="32"/>
+          <w:szCs w:val="32"/>
+        </w:rPr>
+      </w:pPr>
+      <w:r>
+        <w:rPr>
+          <w:rFonts w:ascii="Times New Roman" w:hAnsi="Times New Roman" w:cs="Times New Roman"/>
+          <w:b/>
+          <w:bCs/>
+          <w:sz w:val="32"/>
+          <w:szCs w:val="32"/>
+        </w:rPr>
+        <w:drawing>
+          <wp:inline distT="0" distB="0" distL="0" distR="0" wp14:anchorId="2983D747" wp14:editId="63E801EB">
+            <wp:extent cx="5943600" cy="1676400"/>
+            <wp:effectExtent l="0" t="0" r="0" b="0"/>
+            <wp:docPr id="408728213" name="Picture 1" descr="A close-up of a text&#10;&#10;AI-generated content may be incorrect."/>
+            <wp:cNvGraphicFramePr>
+              <a:graphicFrameLocks xmlns:a="http://schemas.openxmlformats.org/drawingml/2006/main" noChangeAspect="1"/>
+            </wp:cNvGraphicFramePr>
+            <a:graphic xmlns:a="http://schemas.openxmlformats.org/drawingml/2006/main">
+              <a:graphicData uri="http://schemas.openxmlformats.org/drawingml/2006/picture">
+                <pic:pic xmlns:pic="http://schemas.openxmlformats.org/drawingml/2006/picture">
+                  <pic:nvPicPr>
+                    <pic:cNvPr id="408728213" name="Picture 1" descr="A close-up of a text&#10;&#10;AI-generated content may be incorrect."/>
+                    <pic:cNvPicPr/>
+                  </pic:nvPicPr>
+                  <pic:blipFill>
+                    <a:blip r:embed="rId27"/>
+                    <a:stretch>
+                      <a:fillRect/>
+                    </a:stretch>
+                  </pic:blipFill>
+                  <pic:spPr>
+                    <a:xfrm>
+                      <a:off x="0" y="0"/>
+                      <a:ext cx="5943600" cy="1676400"/>
+                    </a:xfrm>
+                    <a:prstGeom prst="rect">
+                      <a:avLst/>
+                    </a:prstGeom>
+                  </pic:spPr>
+                </pic:pic>
+              </a:graphicData>
+            </a:graphic>
+          </wp:inline>
+        </w:drawing>
+      </w:r>
+    </w:p>
+    <w:p>
+      <w:pPr>
+        <w:tabs>
+          <w:tab w:val="left" w:pos="2088"/>
+        </w:tabs>
+        <w:rPr>
+          <w:rFonts w:ascii="Times New Roman" w:hAnsi="Times New Roman" w:cs="Times New Roman"/>
+          <w:b/>
+          <w:bCs/>
+          <w:sz w:val="32"/>
+          <w:szCs w:val="32"/>
+        </w:rPr>
+      </w:pPr>
+      <w:r>
+        <w:rPr>
+          <w:rFonts w:ascii="Times New Roman" w:hAnsi="Times New Roman" w:cs="Times New Roman"/>
+          <w:b/>
+          <w:bCs/>
+          <w:sz w:val="32"/>
+          <w:szCs w:val="32"/>
+        </w:rPr>
+        <w:t>How does architecture affect the nonfunctional requirements?</w:t>
+      </w:r>
+    </w:p>
+    <w:p>
+      <w:pPr>
+        <w:tabs>
+          <w:tab w:val="left" w:pos="2088"/>
+        </w:tabs>
+        <w:jc w:val="center"/>
+        <w:rPr>
+          <w:rFonts w:ascii="Times New Roman" w:hAnsi="Times New Roman" w:cs="Times New Roman"/>
+          <w:sz w:val="32"/>
+          <w:szCs w:val="32"/>
+        </w:rPr>
+      </w:pPr>
+      <w:r>
+        <w:rPr>
+          <w:rFonts w:ascii="Times New Roman" w:hAnsi="Times New Roman" w:cs="Times New Roman"/>
+          <w:sz w:val="32"/>
+          <w:szCs w:val="32"/>
+        </w:rPr>
+        <w:drawing>
+          <wp:inline distT="0" distB="0" distL="0" distR="0" wp14:anchorId="6A43C72E" wp14:editId="10A8CA89">
+            <wp:extent cx="5113020" cy="2890277"/>
+            <wp:effectExtent l="0" t="0" r="0" b="5715"/>
+            <wp:docPr id="1995461239" name="Picture 1"/>
+            <wp:cNvGraphicFramePr>
+              <a:graphicFrameLocks xmlns:a="http://schemas.openxmlformats.org/drawingml/2006/main" noChangeAspect="1"/>
+            </wp:cNvGraphicFramePr>
+            <a:graphic xmlns:a="http://schemas.openxmlformats.org/drawingml/2006/main">
+              <a:graphicData uri="http://schemas.openxmlformats.org/drawingml/2006/picture">
+                <pic:pic xmlns:pic="http://schemas.openxmlformats.org/drawingml/2006/picture">
+                  <pic:nvPicPr>
+                    <pic:cNvPr id="1995461239" name=""/>
+                    <pic:cNvPicPr/>
+                  </pic:nvPicPr>
+                  <pic:blipFill>
+                    <a:blip r:embed="rId28"/>
+                    <a:stretch>
+                      <a:fillRect/>
+                    </a:stretch>
+                  </pic:blipFill>
+                  <pic:spPr>
+                    <a:xfrm>
+                      <a:off x="0" y="0"/>
+                      <a:ext cx="5117217" cy="2892649"/>
+                    </a:xfrm>
+                    <a:prstGeom prst="rect">
+                      <a:avLst/>
+                    </a:prstGeom>
+                  </pic:spPr>
+                </pic:pic>
+              </a:graphicData>
+            </a:graphic>
+          </wp:inline>
+        </w:drawing>
+      </w:r>
+    </w:p>
+    <w:p>
+      <w:pPr>
+        <w:tabs>
+          <w:tab w:val="left" w:pos="2088"/>
+        </w:tabs>
+        <w:rPr>
+          <w:rFonts w:ascii="Times New Roman" w:hAnsi="Times New Roman" w:cs="Times New Roman"/>
+          <w:sz w:val="32"/>
+          <w:szCs w:val="32"/>
+        </w:rPr>
+      </w:pPr>
+      <w:r>
+        <w:rPr>
+          <w:rFonts w:ascii="Times New Roman" w:hAnsi="Times New Roman" w:cs="Times New Roman"/>
+          <w:b/>
+          <w:bCs/>
+          <w:sz w:val="32"/>
+          <w:szCs w:val="32"/>
+        </w:rPr>
+        <w:lastRenderedPageBreak/>
+        <w:t>Architectural Design Decisions</w:t>
+      </w:r>
+      <w:r>
+        <w:rPr>
+          <w:rFonts w:ascii="Times New Roman" w:hAnsi="Times New Roman" w:cs="Times New Roman"/>
+          <w:sz w:val="32"/>
+          <w:szCs w:val="32"/>
+        </w:rPr>
+        <w:t xml:space="preserve"> </w:t>
+      </w:r>
+      <w:r>
+        <w:rPr>
+          <w:rFonts w:ascii="Times New Roman" w:hAnsi="Times New Roman" w:cs="Times New Roman"/>
+          <w:b/>
+          <w:bCs/>
+          <w:sz w:val="32"/>
+          <w:szCs w:val="32"/>
+        </w:rPr>
+        <w:t>Continue…</w:t>
+      </w:r>
+    </w:p>
+    <w:p>
+      <w:pPr>
+        <w:tabs>
+          <w:tab w:val="left" w:pos="2088"/>
+        </w:tabs>
+        <w:rPr>
+          <w:rFonts w:ascii="Times New Roman" w:hAnsi="Times New Roman" w:cs="Times New Roman"/>
+          <w:sz w:val="32"/>
+          <w:szCs w:val="32"/>
+        </w:rPr>
+      </w:pPr>
+      <w:r>
+        <w:rPr>
+          <w:rFonts w:ascii="Times New Roman" w:hAnsi="Times New Roman" w:cs="Times New Roman"/>
+          <w:sz w:val="32"/>
+          <w:szCs w:val="32"/>
+        </w:rPr>
+        <w:t>Should we use a ready-made (generic) application architecture that already exists?</w:t>
+      </w:r>
+      <w:r>
+        <w:rPr>
+          <w:rFonts w:ascii="Times New Roman" w:hAnsi="Times New Roman" w:cs="Times New Roman"/>
+          <w:sz w:val="32"/>
+          <w:szCs w:val="32"/>
+        </w:rPr>
+        <w:br/>
+      </w:r>
+      <w:r>
+        <w:rPr>
+          <w:rFonts w:ascii="Times New Roman" w:hAnsi="Times New Roman" w:cs="Times New Roman"/>
+          <w:b/>
+          <w:bCs/>
+          <w:sz w:val="32"/>
+          <w:szCs w:val="32"/>
+        </w:rPr>
+        <w:t>Example:</w:t>
+      </w:r>
+      <w:r>
+        <w:rPr>
+          <w:rFonts w:ascii="Times New Roman" w:hAnsi="Times New Roman" w:cs="Times New Roman"/>
+          <w:sz w:val="32"/>
+          <w:szCs w:val="32"/>
+        </w:rPr>
+        <w:t xml:space="preserve"> Use a standard e-commerce architecture instead of designing from scratch.</w:t>
+      </w:r>
+    </w:p>
+    <w:p>
+      <w:pPr>
+        <w:tabs>
+          <w:tab w:val="left" w:pos="2088"/>
+        </w:tabs>
+        <w:rPr>
+          <w:rFonts w:ascii="Times New Roman" w:hAnsi="Times New Roman" w:cs="Times New Roman"/>
+          <w:sz w:val="32"/>
+          <w:szCs w:val="32"/>
+        </w:rPr>
+      </w:pPr>
+      <w:r>
+        <w:rPr>
+          <w:rFonts w:ascii="Times New Roman" w:hAnsi="Times New Roman" w:cs="Times New Roman"/>
+          <w:sz w:val="32"/>
+          <w:szCs w:val="32"/>
+        </w:rPr>
+        <w:t>How should the system be spread out (distributed)?</w:t>
+      </w:r>
+      <w:r>
+        <w:rPr>
+          <w:rFonts w:ascii="Times New Roman" w:hAnsi="Times New Roman" w:cs="Times New Roman"/>
+          <w:sz w:val="32"/>
+          <w:szCs w:val="32"/>
+        </w:rPr>
+        <w:br/>
+      </w:r>
+      <w:r>
+        <w:rPr>
+          <w:rFonts w:ascii="Times New Roman" w:hAnsi="Times New Roman" w:cs="Times New Roman"/>
+          <w:b/>
+          <w:bCs/>
+          <w:sz w:val="32"/>
+          <w:szCs w:val="32"/>
+        </w:rPr>
+        <w:t>Example:</w:t>
+      </w:r>
+      <w:r>
+        <w:rPr>
+          <w:rFonts w:ascii="Times New Roman" w:hAnsi="Times New Roman" w:cs="Times New Roman"/>
+          <w:sz w:val="32"/>
+          <w:szCs w:val="32"/>
+        </w:rPr>
+        <w:t xml:space="preserve"> Run the database on one server and the application on another for better performance.</w:t>
+      </w:r>
+    </w:p>
+    <w:p>
+      <w:pPr>
+        <w:tabs>
+          <w:tab w:val="left" w:pos="2088"/>
+        </w:tabs>
+        <w:rPr>
+          <w:rFonts w:ascii="Times New Roman" w:hAnsi="Times New Roman" w:cs="Times New Roman"/>
+          <w:sz w:val="32"/>
+          <w:szCs w:val="32"/>
+        </w:rPr>
+      </w:pPr>
+      <w:r>
+        <w:rPr>
+          <w:rFonts w:ascii="Times New Roman" w:hAnsi="Times New Roman" w:cs="Times New Roman"/>
+          <w:sz w:val="32"/>
+          <w:szCs w:val="32"/>
+        </w:rPr>
+        <w:t>Which architectural style or model is the best fit?</w:t>
+      </w:r>
+      <w:r>
+        <w:rPr>
+          <w:rFonts w:ascii="Times New Roman" w:hAnsi="Times New Roman" w:cs="Times New Roman"/>
+          <w:sz w:val="32"/>
+          <w:szCs w:val="32"/>
+        </w:rPr>
+        <w:br/>
+      </w:r>
+      <w:r>
+        <w:rPr>
+          <w:rFonts w:ascii="Times New Roman" w:hAnsi="Times New Roman" w:cs="Times New Roman"/>
+          <w:b/>
+          <w:bCs/>
+          <w:sz w:val="32"/>
+          <w:szCs w:val="32"/>
+        </w:rPr>
+        <w:t>Example:</w:t>
+      </w:r>
+      <w:r>
+        <w:rPr>
+          <w:rFonts w:ascii="Times New Roman" w:hAnsi="Times New Roman" w:cs="Times New Roman"/>
+          <w:sz w:val="32"/>
+          <w:szCs w:val="32"/>
+        </w:rPr>
+        <w:t xml:space="preserve"> Choose a client-server model for a banking system.</w:t>
+      </w:r>
+    </w:p>
+    <w:p>
+      <w:pPr>
+        <w:tabs>
+          <w:tab w:val="left" w:pos="2088"/>
+        </w:tabs>
+        <w:rPr>
+          <w:rFonts w:ascii="Times New Roman" w:hAnsi="Times New Roman" w:cs="Times New Roman"/>
+          <w:sz w:val="32"/>
+          <w:szCs w:val="32"/>
+        </w:rPr>
+      </w:pPr>
+      <w:r>
+        <w:rPr>
+          <w:rFonts w:ascii="Times New Roman" w:hAnsi="Times New Roman" w:cs="Times New Roman"/>
+          <w:sz w:val="32"/>
+          <w:szCs w:val="32"/>
+        </w:rPr>
+        <w:t>What method will we use to organize the system’s structure?</w:t>
+      </w:r>
+      <w:r>
+        <w:rPr>
+          <w:rFonts w:ascii="Times New Roman" w:hAnsi="Times New Roman" w:cs="Times New Roman"/>
+          <w:sz w:val="32"/>
+          <w:szCs w:val="32"/>
+        </w:rPr>
+        <w:br/>
+      </w:r>
+      <w:r>
+        <w:rPr>
+          <w:rFonts w:ascii="Times New Roman" w:hAnsi="Times New Roman" w:cs="Times New Roman"/>
+          <w:b/>
+          <w:bCs/>
+          <w:sz w:val="32"/>
+          <w:szCs w:val="32"/>
+        </w:rPr>
+        <w:t>Example:</w:t>
+      </w:r>
+      <w:r>
+        <w:rPr>
+          <w:rFonts w:ascii="Times New Roman" w:hAnsi="Times New Roman" w:cs="Times New Roman"/>
+          <w:sz w:val="32"/>
+          <w:szCs w:val="32"/>
+        </w:rPr>
+        <w:t xml:space="preserve"> Use a layered structure (UI layer, business layer, database layer) for an online shopping app.</w:t>
+      </w:r>
+    </w:p>
+    <w:p>
+      <w:pPr>
+        <w:tabs>
+          <w:tab w:val="left" w:pos="2088"/>
+        </w:tabs>
+        <w:rPr>
+          <w:rFonts w:ascii="Times New Roman" w:hAnsi="Times New Roman" w:cs="Times New Roman"/>
+          <w:sz w:val="32"/>
+          <w:szCs w:val="32"/>
+        </w:rPr>
+      </w:pPr>
+      <w:r>
+        <w:rPr>
+          <w:rFonts w:ascii="Times New Roman" w:hAnsi="Times New Roman" w:cs="Times New Roman"/>
+          <w:sz w:val="32"/>
+          <w:szCs w:val="32"/>
+        </w:rPr>
+        <w:t>How will we break the system into smaller modules or parts?</w:t>
+      </w:r>
+      <w:r>
+        <w:rPr>
+          <w:rFonts w:ascii="Times New Roman" w:hAnsi="Times New Roman" w:cs="Times New Roman"/>
+          <w:sz w:val="32"/>
+          <w:szCs w:val="32"/>
+        </w:rPr>
+        <w:br/>
+      </w:r>
+      <w:r>
+        <w:rPr>
+          <w:rFonts w:ascii="Times New Roman" w:hAnsi="Times New Roman" w:cs="Times New Roman"/>
+          <w:b/>
+          <w:bCs/>
+          <w:sz w:val="32"/>
+          <w:szCs w:val="32"/>
+        </w:rPr>
+        <w:t>Example:</w:t>
+      </w:r>
+      <w:r>
+        <w:rPr>
+          <w:rFonts w:ascii="Times New Roman" w:hAnsi="Times New Roman" w:cs="Times New Roman"/>
+          <w:sz w:val="32"/>
+          <w:szCs w:val="32"/>
+        </w:rPr>
+        <w:t xml:space="preserve"> Split into User Module, Order Module, and Payment Module.</w:t>
+      </w:r>
+    </w:p>
+    <w:p>
+      <w:pPr>
+        <w:tabs>
+          <w:tab w:val="left" w:pos="2088"/>
+        </w:tabs>
+        <w:rPr>
+          <w:rFonts w:ascii="Times New Roman" w:hAnsi="Times New Roman" w:cs="Times New Roman"/>
+          <w:sz w:val="32"/>
+          <w:szCs w:val="32"/>
+        </w:rPr>
+      </w:pPr>
+      <w:r>
+        <w:rPr>
+          <w:rFonts w:ascii="Times New Roman" w:hAnsi="Times New Roman" w:cs="Times New Roman"/>
+          <w:sz w:val="32"/>
+          <w:szCs w:val="32"/>
+        </w:rPr>
+        <w:t>What type of control strategy will manage how parts interact?</w:t>
+      </w:r>
+      <w:r>
+        <w:rPr>
+          <w:rFonts w:ascii="Times New Roman" w:hAnsi="Times New Roman" w:cs="Times New Roman"/>
+          <w:sz w:val="32"/>
+          <w:szCs w:val="32"/>
+        </w:rPr>
+        <w:br/>
+      </w:r>
+      <w:r>
+        <w:rPr>
+          <w:rFonts w:ascii="Times New Roman" w:hAnsi="Times New Roman" w:cs="Times New Roman"/>
+          <w:b/>
+          <w:bCs/>
+          <w:sz w:val="32"/>
+          <w:szCs w:val="32"/>
+        </w:rPr>
+        <w:t>Example:</w:t>
+      </w:r>
+      <w:r>
+        <w:rPr>
+          <w:rFonts w:ascii="Times New Roman" w:hAnsi="Times New Roman" w:cs="Times New Roman"/>
+          <w:sz w:val="32"/>
+          <w:szCs w:val="32"/>
+        </w:rPr>
+        <w:t xml:space="preserve"> Use message passing so services communicate through messages instead of direct calls.</w:t>
+      </w:r>
+    </w:p>
+    <w:p>
+      <w:pPr>
+        <w:tabs>
+          <w:tab w:val="left" w:pos="2088"/>
+        </w:tabs>
+        <w:rPr>
+          <w:rFonts w:ascii="Times New Roman" w:hAnsi="Times New Roman" w:cs="Times New Roman"/>
+          <w:sz w:val="32"/>
+          <w:szCs w:val="32"/>
+        </w:rPr>
+      </w:pPr>
+      <w:r>
+        <w:rPr>
+          <w:rFonts w:ascii="Times New Roman" w:hAnsi="Times New Roman" w:cs="Times New Roman"/>
+          <w:sz w:val="32"/>
+          <w:szCs w:val="32"/>
+        </w:rPr>
+        <w:t>How will we check (evaluate) if the chosen design is good enough?</w:t>
+      </w:r>
+      <w:r>
+        <w:rPr>
+          <w:rFonts w:ascii="Times New Roman" w:hAnsi="Times New Roman" w:cs="Times New Roman"/>
+          <w:sz w:val="32"/>
+          <w:szCs w:val="32"/>
+        </w:rPr>
+        <w:br/>
+      </w:r>
+      <w:r>
+        <w:rPr>
+          <w:rFonts w:ascii="Times New Roman" w:hAnsi="Times New Roman" w:cs="Times New Roman"/>
+          <w:b/>
+          <w:bCs/>
+          <w:sz w:val="32"/>
+          <w:szCs w:val="32"/>
+        </w:rPr>
+        <w:t>Example:</w:t>
+      </w:r>
+      <w:r>
+        <w:rPr>
+          <w:rFonts w:ascii="Times New Roman" w:hAnsi="Times New Roman" w:cs="Times New Roman"/>
+          <w:sz w:val="32"/>
+          <w:szCs w:val="32"/>
+        </w:rPr>
+        <w:t xml:space="preserve"> Test if the system can handle 10,000 users at once without crashing.</w:t>
+      </w:r>
+    </w:p>
+    <w:p>
+      <w:pPr>
+        <w:tabs>
+          <w:tab w:val="left" w:pos="2088"/>
+        </w:tabs>
+        <w:rPr>
+          <w:rFonts w:ascii="Times New Roman" w:hAnsi="Times New Roman" w:cs="Times New Roman"/>
+          <w:sz w:val="32"/>
+          <w:szCs w:val="32"/>
+        </w:rPr>
+      </w:pPr>
+      <w:r>
+        <w:rPr>
+          <w:rFonts w:ascii="Times New Roman" w:hAnsi="Times New Roman" w:cs="Times New Roman"/>
+          <w:sz w:val="32"/>
+          <w:szCs w:val="32"/>
+        </w:rPr>
+        <w:t>What is the best way to write down and document the architecture?</w:t>
+      </w:r>
+      <w:r>
+        <w:rPr>
+          <w:rFonts w:ascii="Times New Roman" w:hAnsi="Times New Roman" w:cs="Times New Roman"/>
+          <w:sz w:val="32"/>
+          <w:szCs w:val="32"/>
+        </w:rPr>
+        <w:br/>
+      </w:r>
+      <w:r>
+        <w:rPr>
+          <w:rFonts w:ascii="Times New Roman" w:hAnsi="Times New Roman" w:cs="Times New Roman"/>
+          <w:b/>
+          <w:bCs/>
+          <w:sz w:val="32"/>
+          <w:szCs w:val="32"/>
+        </w:rPr>
+        <w:t>Example:</w:t>
+      </w:r>
+      <w:r>
+        <w:rPr>
+          <w:rFonts w:ascii="Times New Roman" w:hAnsi="Times New Roman" w:cs="Times New Roman"/>
+          <w:sz w:val="32"/>
+          <w:szCs w:val="32"/>
+        </w:rPr>
+        <w:t xml:space="preserve"> Use UML diagrams and written notes so developers can easily understand the design.</w:t>
+      </w:r>
+    </w:p>
+    <w:p>
+      <w:pPr>
+        <w:tabs>
+          <w:tab w:val="left" w:pos="2088"/>
+        </w:tabs>
+        <w:rPr>
+          <w:rFonts w:ascii="Times New Roman" w:hAnsi="Times New Roman" w:cs="Times New Roman"/>
+          <w:sz w:val="32"/>
+          <w:szCs w:val="32"/>
+        </w:rPr>
+      </w:pPr>
+    </w:p>
+    <w:p>
+      <w:pPr>
+        <w:tabs>
+          <w:tab w:val="left" w:pos="2088"/>
+        </w:tabs>
+        <w:rPr>
+          <w:rFonts w:ascii="Times New Roman" w:hAnsi="Times New Roman" w:cs="Times New Roman"/>
+          <w:sz w:val="32"/>
+          <w:szCs w:val="32"/>
+        </w:rPr>
+      </w:pPr>
+    </w:p>
+    <w:p>
+      <w:pPr>
+        <w:tabs>
+          <w:tab w:val="left" w:pos="2088"/>
+        </w:tabs>
+        <w:rPr>
+          <w:rFonts w:ascii="Times New Roman" w:hAnsi="Times New Roman" w:cs="Times New Roman"/>
+          <w:sz w:val="32"/>
+          <w:szCs w:val="32"/>
+        </w:rPr>
+      </w:pPr>
+      <w:r>
+        <w:rPr>
+          <w:rFonts w:ascii="Times New Roman" w:hAnsi="Times New Roman" w:cs="Times New Roman"/>
+          <w:b/>
+          <w:bCs/>
+          <w:sz w:val="32"/>
+          <w:szCs w:val="32"/>
+        </w:rPr>
+        <w:lastRenderedPageBreak/>
+        <w:t>Architectural Design Decisions</w:t>
+      </w:r>
+      <w:r>
+        <w:rPr>
+          <w:rFonts w:ascii="Times New Roman" w:hAnsi="Times New Roman" w:cs="Times New Roman"/>
+          <w:b/>
+          <w:bCs/>
+          <w:sz w:val="32"/>
+          <w:szCs w:val="32"/>
+        </w:rPr>
+        <w:t xml:space="preserve"> Continue...</w:t>
+      </w:r>
+    </w:p>
+    <w:p>
+      <w:pPr>
+        <w:tabs>
+          <w:tab w:val="left" w:pos="2088"/>
+        </w:tabs>
+        <w:rPr>
+          <w:rFonts w:ascii="Times New Roman" w:hAnsi="Times New Roman" w:cs="Times New Roman"/>
+          <w:sz w:val="32"/>
+          <w:szCs w:val="32"/>
+        </w:rPr>
+      </w:pPr>
+      <w:r>
+        <w:rPr>
+          <w:rFonts w:ascii="Times New Roman" w:hAnsi="Times New Roman" w:cs="Times New Roman"/>
+          <w:b/>
+          <w:bCs/>
+          <w:sz w:val="32"/>
+          <w:szCs w:val="32"/>
+        </w:rPr>
+        <w:t>Architecture Reuse</w:t>
+      </w:r>
+      <w:r>
+        <w:rPr>
+          <w:rFonts w:ascii="Times New Roman" w:hAnsi="Times New Roman" w:cs="Times New Roman"/>
+          <w:sz w:val="32"/>
+          <w:szCs w:val="32"/>
+        </w:rPr>
+        <w:br/>
+        <w:t>Systems that belong to the same domain (area) often have similar architectures because they use the same main ideas.</w:t>
+      </w:r>
+    </w:p>
+    <w:p>
+      <w:pPr>
+        <w:tabs>
+          <w:tab w:val="left" w:pos="2088"/>
+        </w:tabs>
+        <w:rPr>
+          <w:rFonts w:ascii="Times New Roman" w:hAnsi="Times New Roman" w:cs="Times New Roman"/>
+          <w:sz w:val="32"/>
+          <w:szCs w:val="32"/>
+        </w:rPr>
+      </w:pPr>
+      <w:r>
+        <w:rPr>
+          <w:rFonts w:ascii="Times New Roman" w:hAnsi="Times New Roman" w:cs="Times New Roman"/>
+          <w:sz w:val="32"/>
+          <w:szCs w:val="32"/>
+        </w:rPr>
+        <w:t>A group of similar software products is made using the same basic design, and then small changes are added to match what different customers want.</w:t>
+      </w:r>
+    </w:p>
+    <w:p>
+      <w:pPr>
+        <w:tabs>
+          <w:tab w:val="left" w:pos="2088"/>
+        </w:tabs>
+        <w:rPr>
+          <w:rFonts w:ascii="Times New Roman" w:hAnsi="Times New Roman" w:cs="Times New Roman"/>
+          <w:sz w:val="32"/>
+          <w:szCs w:val="32"/>
+        </w:rPr>
+      </w:pPr>
+      <w:r>
+        <w:rPr>
+          <w:rFonts w:ascii="Times New Roman" w:hAnsi="Times New Roman" w:cs="Times New Roman"/>
+          <w:b/>
+          <w:bCs/>
+          <w:sz w:val="32"/>
+          <w:szCs w:val="32"/>
+        </w:rPr>
+        <w:t>Architectural Views</w:t>
+      </w:r>
+      <w:r>
+        <w:rPr>
+          <w:rFonts w:ascii="Times New Roman" w:hAnsi="Times New Roman" w:cs="Times New Roman"/>
+          <w:sz w:val="32"/>
+          <w:szCs w:val="32"/>
+        </w:rPr>
+        <w:br/>
+        <w:t>Each architecture model shows only one side (view) of the system.</w:t>
+      </w:r>
+    </w:p>
+    <w:p>
+      <w:pPr>
+        <w:tabs>
+          <w:tab w:val="left" w:pos="2088"/>
+        </w:tabs>
+        <w:rPr>
+          <w:rFonts w:ascii="Times New Roman" w:hAnsi="Times New Roman" w:cs="Times New Roman"/>
+          <w:sz w:val="32"/>
+          <w:szCs w:val="32"/>
+        </w:rPr>
+      </w:pPr>
+      <w:r>
+        <w:rPr>
+          <w:rFonts w:ascii="Times New Roman" w:hAnsi="Times New Roman" w:cs="Times New Roman"/>
+          <w:sz w:val="32"/>
+          <w:szCs w:val="32"/>
+        </w:rPr>
+        <w:t>For example, it may show how the system is divided into modules, how processes work together when running, or how parts of the system are spread across a network.</w:t>
+      </w:r>
+    </w:p>
+    <w:p>
+      <w:pPr>
+        <w:tabs>
+          <w:tab w:val="left" w:pos="2088"/>
+        </w:tabs>
+        <w:rPr>
+          <w:rFonts w:ascii="Times New Roman" w:hAnsi="Times New Roman" w:cs="Times New Roman"/>
+          <w:sz w:val="32"/>
+          <w:szCs w:val="32"/>
+        </w:rPr>
+      </w:pPr>
+      <w:r>
+        <w:rPr>
+          <w:rFonts w:ascii="Times New Roman" w:hAnsi="Times New Roman" w:cs="Times New Roman"/>
+          <w:sz w:val="32"/>
+          <w:szCs w:val="32"/>
+        </w:rPr>
+        <w:t xml:space="preserve">To properly design and document the system, you usually need to show </w:t>
+      </w:r>
+      <w:r>
+        <w:rPr>
+          <w:rFonts w:ascii="Times New Roman" w:hAnsi="Times New Roman" w:cs="Times New Roman"/>
+          <w:b/>
+          <w:bCs/>
+          <w:sz w:val="32"/>
+          <w:szCs w:val="32"/>
+        </w:rPr>
+        <w:t>multiple views</w:t>
+      </w:r>
+      <w:r>
+        <w:rPr>
+          <w:rFonts w:ascii="Times New Roman" w:hAnsi="Times New Roman" w:cs="Times New Roman"/>
+          <w:sz w:val="32"/>
+          <w:szCs w:val="32"/>
+        </w:rPr>
+        <w:t xml:space="preserve"> of the software architecture.</w:t>
+      </w:r>
+    </w:p>
+    <w:p>
+      <w:pPr>
+        <w:tabs>
+          <w:tab w:val="left" w:pos="2088"/>
+        </w:tabs>
+        <w:rPr>
+          <w:rFonts w:ascii="Times New Roman" w:hAnsi="Times New Roman" w:cs="Times New Roman"/>
+          <w:sz w:val="32"/>
+          <w:szCs w:val="32"/>
+        </w:rPr>
+      </w:pPr>
+    </w:p>
+    <w:p>
+      <w:pPr>
+        <w:tabs>
+          <w:tab w:val="left" w:pos="2088"/>
+        </w:tabs>
+        <w:rPr>
+          <w:rFonts w:ascii="Times New Roman" w:hAnsi="Times New Roman" w:cs="Times New Roman"/>
+          <w:sz w:val="32"/>
+          <w:szCs w:val="32"/>
+        </w:rPr>
+      </w:pPr>
     </w:p>
     <w:sectPr>
       <w:pgSz w:w="12240" w:h="15840"/>
@@ -9266,6 +11822,119 @@
     </w:lvl>
   </w:abstractNum>
   <w:abstractNum w:abstractNumId="17" w15:restartNumberingAfterBreak="0">
+    <w:nsid w:val="170F4F5F"/>
+    <w:multiLevelType w:val="hybridMultilevel"/>
+    <w:tmpl w:val="8EFCBE06"/>
+    <w:lvl w:ilvl="0" w:tplc="04090001">
+      <w:start w:val="1"/>
+      <w:numFmt w:val="bullet"/>
+      <w:lvlText w:val=""/>
+      <w:lvlJc w:val="left"/>
+      <w:pPr>
+        <w:ind w:left="720" w:hanging="360"/>
+      </w:pPr>
+      <w:rPr>
+        <w:rFonts w:ascii="Symbol" w:hAnsi="Symbol" w:hint="default"/>
+      </w:rPr>
+    </w:lvl>
+    <w:lvl w:ilvl="1" w:tplc="04090003" w:tentative="1">
+      <w:start w:val="1"/>
+      <w:numFmt w:val="bullet"/>
+      <w:lvlText w:val="o"/>
+      <w:lvlJc w:val="left"/>
+      <w:pPr>
+        <w:ind w:left="1440" w:hanging="360"/>
+      </w:pPr>
+      <w:rPr>
+        <w:rFonts w:ascii="Courier New" w:hAnsi="Courier New" w:cs="Courier New" w:hint="default"/>
+      </w:rPr>
+    </w:lvl>
+    <w:lvl w:ilvl="2" w:tplc="04090005" w:tentative="1">
+      <w:start w:val="1"/>
+      <w:numFmt w:val="bullet"/>
+      <w:lvlText w:val=""/>
+      <w:lvlJc w:val="left"/>
+      <w:pPr>
+        <w:ind w:left="2160" w:hanging="360"/>
+      </w:pPr>
+      <w:rPr>
+        <w:rFonts w:ascii="Wingdings" w:hAnsi="Wingdings" w:hint="default"/>
+      </w:rPr>
+    </w:lvl>
+    <w:lvl w:ilvl="3" w:tplc="04090001" w:tentative="1">
+      <w:start w:val="1"/>
+      <w:numFmt w:val="bullet"/>
+      <w:lvlText w:val=""/>
+      <w:lvlJc w:val="left"/>
+      <w:pPr>
+        <w:ind w:left="2880" w:hanging="360"/>
+      </w:pPr>
+      <w:rPr>
+        <w:rFonts w:ascii="Symbol" w:hAnsi="Symbol" w:hint="default"/>
+      </w:rPr>
+    </w:lvl>
+    <w:lvl w:ilvl="4" w:tplc="04090003" w:tentative="1">
+      <w:start w:val="1"/>
+      <w:numFmt w:val="bullet"/>
+      <w:lvlText w:val="o"/>
+      <w:lvlJc w:val="left"/>
+      <w:pPr>
+        <w:ind w:left="3600" w:hanging="360"/>
+      </w:pPr>
+      <w:rPr>
+        <w:rFonts w:ascii="Courier New" w:hAnsi="Courier New" w:cs="Courier New" w:hint="default"/>
+      </w:rPr>
+    </w:lvl>
+    <w:lvl w:ilvl="5" w:tplc="04090005" w:tentative="1">
+      <w:start w:val="1"/>
+      <w:numFmt w:val="bullet"/>
+      <w:lvlText w:val=""/>
+      <w:lvlJc w:val="left"/>
+      <w:pPr>
+        <w:ind w:left="4320" w:hanging="360"/>
+      </w:pPr>
+      <w:rPr>
+        <w:rFonts w:ascii="Wingdings" w:hAnsi="Wingdings" w:hint="default"/>
+      </w:rPr>
+    </w:lvl>
+    <w:lvl w:ilvl="6" w:tplc="04090001" w:tentative="1">
+      <w:start w:val="1"/>
+      <w:numFmt w:val="bullet"/>
+      <w:lvlText w:val=""/>
+      <w:lvlJc w:val="left"/>
+      <w:pPr>
+        <w:ind w:left="5040" w:hanging="360"/>
+      </w:pPr>
+      <w:rPr>
+        <w:rFonts w:ascii="Symbol" w:hAnsi="Symbol" w:hint="default"/>
+      </w:rPr>
+    </w:lvl>
+    <w:lvl w:ilvl="7" w:tplc="04090003" w:tentative="1">
+      <w:start w:val="1"/>
+      <w:numFmt w:val="bullet"/>
+      <w:lvlText w:val="o"/>
+      <w:lvlJc w:val="left"/>
+      <w:pPr>
+        <w:ind w:left="5760" w:hanging="360"/>
+      </w:pPr>
+      <w:rPr>
+        <w:rFonts w:ascii="Courier New" w:hAnsi="Courier New" w:cs="Courier New" w:hint="default"/>
+      </w:rPr>
+    </w:lvl>
+    <w:lvl w:ilvl="8" w:tplc="04090005" w:tentative="1">
+      <w:start w:val="1"/>
+      <w:numFmt w:val="bullet"/>
+      <w:lvlText w:val=""/>
+      <w:lvlJc w:val="left"/>
+      <w:pPr>
+        <w:ind w:left="6480" w:hanging="360"/>
+      </w:pPr>
+      <w:rPr>
+        <w:rFonts w:ascii="Wingdings" w:hAnsi="Wingdings" w:hint="default"/>
+      </w:rPr>
+    </w:lvl>
+  </w:abstractNum>
+  <w:abstractNum w:abstractNumId="18" w15:restartNumberingAfterBreak="0">
     <w:nsid w:val="1B2050D7"/>
     <w:multiLevelType w:val="multilevel"/>
     <w:tmpl w:val="293A0134"/>
@@ -9382,7 +12051,120 @@
       </w:pPr>
     </w:lvl>
   </w:abstractNum>
-  <w:abstractNum w:abstractNumId="18" w15:restartNumberingAfterBreak="0">
+  <w:abstractNum w:abstractNumId="19" w15:restartNumberingAfterBreak="0">
+    <w:nsid w:val="1C5B0CE5"/>
+    <w:multiLevelType w:val="hybridMultilevel"/>
+    <w:tmpl w:val="C6D67B06"/>
+    <w:lvl w:ilvl="0" w:tplc="04090001">
+      <w:start w:val="1"/>
+      <w:numFmt w:val="bullet"/>
+      <w:lvlText w:val=""/>
+      <w:lvlJc w:val="left"/>
+      <w:pPr>
+        <w:ind w:left="720" w:hanging="360"/>
+      </w:pPr>
+      <w:rPr>
+        <w:rFonts w:ascii="Symbol" w:hAnsi="Symbol" w:hint="default"/>
+      </w:rPr>
+    </w:lvl>
+    <w:lvl w:ilvl="1" w:tplc="04090003" w:tentative="1">
+      <w:start w:val="1"/>
+      <w:numFmt w:val="bullet"/>
+      <w:lvlText w:val="o"/>
+      <w:lvlJc w:val="left"/>
+      <w:pPr>
+        <w:ind w:left="1440" w:hanging="360"/>
+      </w:pPr>
+      <w:rPr>
+        <w:rFonts w:ascii="Courier New" w:hAnsi="Courier New" w:cs="Courier New" w:hint="default"/>
+      </w:rPr>
+    </w:lvl>
+    <w:lvl w:ilvl="2" w:tplc="04090005" w:tentative="1">
+      <w:start w:val="1"/>
+      <w:numFmt w:val="bullet"/>
+      <w:lvlText w:val=""/>
+      <w:lvlJc w:val="left"/>
+      <w:pPr>
+        <w:ind w:left="2160" w:hanging="360"/>
+      </w:pPr>
+      <w:rPr>
+        <w:rFonts w:ascii="Wingdings" w:hAnsi="Wingdings" w:hint="default"/>
+      </w:rPr>
+    </w:lvl>
+    <w:lvl w:ilvl="3" w:tplc="04090001" w:tentative="1">
+      <w:start w:val="1"/>
+      <w:numFmt w:val="bullet"/>
+      <w:lvlText w:val=""/>
+      <w:lvlJc w:val="left"/>
+      <w:pPr>
+        <w:ind w:left="2880" w:hanging="360"/>
+      </w:pPr>
+      <w:rPr>
+        <w:rFonts w:ascii="Symbol" w:hAnsi="Symbol" w:hint="default"/>
+      </w:rPr>
+    </w:lvl>
+    <w:lvl w:ilvl="4" w:tplc="04090003" w:tentative="1">
+      <w:start w:val="1"/>
+      <w:numFmt w:val="bullet"/>
+      <w:lvlText w:val="o"/>
+      <w:lvlJc w:val="left"/>
+      <w:pPr>
+        <w:ind w:left="3600" w:hanging="360"/>
+      </w:pPr>
+      <w:rPr>
+        <w:rFonts w:ascii="Courier New" w:hAnsi="Courier New" w:cs="Courier New" w:hint="default"/>
+      </w:rPr>
+    </w:lvl>
+    <w:lvl w:ilvl="5" w:tplc="04090005" w:tentative="1">
+      <w:start w:val="1"/>
+      <w:numFmt w:val="bullet"/>
+      <w:lvlText w:val=""/>
+      <w:lvlJc w:val="left"/>
+      <w:pPr>
+        <w:ind w:left="4320" w:hanging="360"/>
+      </w:pPr>
+      <w:rPr>
+        <w:rFonts w:ascii="Wingdings" w:hAnsi="Wingdings" w:hint="default"/>
+      </w:rPr>
+    </w:lvl>
+    <w:lvl w:ilvl="6" w:tplc="04090001" w:tentative="1">
+      <w:start w:val="1"/>
+      <w:numFmt w:val="bullet"/>
+      <w:lvlText w:val=""/>
+      <w:lvlJc w:val="left"/>
+      <w:pPr>
+        <w:ind w:left="5040" w:hanging="360"/>
+      </w:pPr>
+      <w:rPr>
+        <w:rFonts w:ascii="Symbol" w:hAnsi="Symbol" w:hint="default"/>
+      </w:rPr>
+    </w:lvl>
+    <w:lvl w:ilvl="7" w:tplc="04090003" w:tentative="1">
+      <w:start w:val="1"/>
+      <w:numFmt w:val="bullet"/>
+      <w:lvlText w:val="o"/>
+      <w:lvlJc w:val="left"/>
+      <w:pPr>
+        <w:ind w:left="5760" w:hanging="360"/>
+      </w:pPr>
+      <w:rPr>
+        <w:rFonts w:ascii="Courier New" w:hAnsi="Courier New" w:cs="Courier New" w:hint="default"/>
+      </w:rPr>
+    </w:lvl>
+    <w:lvl w:ilvl="8" w:tplc="04090005" w:tentative="1">
+      <w:start w:val="1"/>
+      <w:numFmt w:val="bullet"/>
+      <w:lvlText w:val=""/>
+      <w:lvlJc w:val="left"/>
+      <w:pPr>
+        <w:ind w:left="6480" w:hanging="360"/>
+      </w:pPr>
+      <w:rPr>
+        <w:rFonts w:ascii="Wingdings" w:hAnsi="Wingdings" w:hint="default"/>
+      </w:rPr>
+    </w:lvl>
+  </w:abstractNum>
+  <w:abstractNum w:abstractNumId="20" w15:restartNumberingAfterBreak="0">
     <w:nsid w:val="1DAE6381"/>
     <w:multiLevelType w:val="multilevel"/>
     <w:tmpl w:val="3132CE54"/>
@@ -9531,7 +12313,7 @@
       </w:rPr>
     </w:lvl>
   </w:abstractNum>
-  <w:abstractNum w:abstractNumId="19" w15:restartNumberingAfterBreak="0">
+  <w:abstractNum w:abstractNumId="21" w15:restartNumberingAfterBreak="0">
     <w:nsid w:val="1E333AB4"/>
     <w:multiLevelType w:val="multilevel"/>
     <w:tmpl w:val="980A300E"/>
@@ -9644,7 +12426,7 @@
       </w:pPr>
     </w:lvl>
   </w:abstractNum>
-  <w:abstractNum w:abstractNumId="20" w15:restartNumberingAfterBreak="0">
+  <w:abstractNum w:abstractNumId="22" w15:restartNumberingAfterBreak="0">
     <w:nsid w:val="1EDD3AC5"/>
     <w:multiLevelType w:val="multilevel"/>
     <w:tmpl w:val="D0FCD830"/>
@@ -9793,7 +12575,7 @@
       </w:rPr>
     </w:lvl>
   </w:abstractNum>
-  <w:abstractNum w:abstractNumId="21" w15:restartNumberingAfterBreak="0">
+  <w:abstractNum w:abstractNumId="23" w15:restartNumberingAfterBreak="0">
     <w:nsid w:val="20841930"/>
     <w:multiLevelType w:val="hybridMultilevel"/>
     <w:tmpl w:val="EB48D488"/>
@@ -9908,7 +12690,7 @@
       </w:rPr>
     </w:lvl>
   </w:abstractNum>
-  <w:abstractNum w:abstractNumId="22" w15:restartNumberingAfterBreak="0">
+  <w:abstractNum w:abstractNumId="24" w15:restartNumberingAfterBreak="0">
     <w:nsid w:val="22F958E9"/>
     <w:multiLevelType w:val="hybridMultilevel"/>
     <w:tmpl w:val="82522B1C"/>
@@ -10021,7 +12803,7 @@
       </w:rPr>
     </w:lvl>
   </w:abstractNum>
-  <w:abstractNum w:abstractNumId="23" w15:restartNumberingAfterBreak="0">
+  <w:abstractNum w:abstractNumId="25" w15:restartNumberingAfterBreak="0">
     <w:nsid w:val="23B80AC7"/>
     <w:multiLevelType w:val="multilevel"/>
     <w:tmpl w:val="5D6A2B90"/>
@@ -10170,7 +12952,7 @@
       </w:rPr>
     </w:lvl>
   </w:abstractNum>
-  <w:abstractNum w:abstractNumId="24" w15:restartNumberingAfterBreak="0">
+  <w:abstractNum w:abstractNumId="26" w15:restartNumberingAfterBreak="0">
     <w:nsid w:val="2C0746D0"/>
     <w:multiLevelType w:val="multilevel"/>
     <w:tmpl w:val="F6781D82"/>
@@ -10287,7 +13069,7 @@
       </w:pPr>
     </w:lvl>
   </w:abstractNum>
-  <w:abstractNum w:abstractNumId="25" w15:restartNumberingAfterBreak="0">
+  <w:abstractNum w:abstractNumId="27" w15:restartNumberingAfterBreak="0">
     <w:nsid w:val="2C4E6DD9"/>
     <w:multiLevelType w:val="hybridMultilevel"/>
     <w:tmpl w:val="E3A01C56"/>
@@ -10400,7 +13182,7 @@
       </w:rPr>
     </w:lvl>
   </w:abstractNum>
-  <w:abstractNum w:abstractNumId="26" w15:restartNumberingAfterBreak="0">
+  <w:abstractNum w:abstractNumId="28" w15:restartNumberingAfterBreak="0">
     <w:nsid w:val="2CDB7D01"/>
     <w:multiLevelType w:val="hybridMultilevel"/>
     <w:tmpl w:val="A17815AA"/>
@@ -10513,7 +13295,7 @@
       </w:rPr>
     </w:lvl>
   </w:abstractNum>
-  <w:abstractNum w:abstractNumId="27" w15:restartNumberingAfterBreak="0">
+  <w:abstractNum w:abstractNumId="29" w15:restartNumberingAfterBreak="0">
     <w:nsid w:val="2DB93B2B"/>
     <w:multiLevelType w:val="multilevel"/>
     <w:tmpl w:val="39446768"/>
@@ -10630,7 +13412,7 @@
       </w:pPr>
     </w:lvl>
   </w:abstractNum>
-  <w:abstractNum w:abstractNumId="28" w15:restartNumberingAfterBreak="0">
+  <w:abstractNum w:abstractNumId="30" w15:restartNumberingAfterBreak="0">
     <w:nsid w:val="357F0F4D"/>
     <w:multiLevelType w:val="multilevel"/>
     <w:tmpl w:val="62CCAA94"/>
@@ -10747,7 +13529,7 @@
       </w:pPr>
     </w:lvl>
   </w:abstractNum>
-  <w:abstractNum w:abstractNumId="29" w15:restartNumberingAfterBreak="0">
+  <w:abstractNum w:abstractNumId="31" w15:restartNumberingAfterBreak="0">
     <w:nsid w:val="3696515C"/>
     <w:multiLevelType w:val="multilevel"/>
     <w:tmpl w:val="C0E45DBE"/>
@@ -10864,7 +13646,7 @@
       </w:pPr>
     </w:lvl>
   </w:abstractNum>
-  <w:abstractNum w:abstractNumId="30" w15:restartNumberingAfterBreak="0">
+  <w:abstractNum w:abstractNumId="32" w15:restartNumberingAfterBreak="0">
     <w:nsid w:val="395109F0"/>
     <w:multiLevelType w:val="hybridMultilevel"/>
     <w:tmpl w:val="CDA23464"/>
@@ -10977,7 +13759,7 @@
       </w:rPr>
     </w:lvl>
   </w:abstractNum>
-  <w:abstractNum w:abstractNumId="31" w15:restartNumberingAfterBreak="0">
+  <w:abstractNum w:abstractNumId="33" w15:restartNumberingAfterBreak="0">
     <w:nsid w:val="3E893EF8"/>
     <w:multiLevelType w:val="multilevel"/>
     <w:tmpl w:val="E0E080F6"/>
@@ -11126,7 +13908,7 @@
       </w:rPr>
     </w:lvl>
   </w:abstractNum>
-  <w:abstractNum w:abstractNumId="32" w15:restartNumberingAfterBreak="0">
+  <w:abstractNum w:abstractNumId="34" w15:restartNumberingAfterBreak="0">
     <w:nsid w:val="41406D36"/>
     <w:multiLevelType w:val="multilevel"/>
     <w:tmpl w:val="E0E080F6"/>
@@ -11275,7 +14057,7 @@
       </w:rPr>
     </w:lvl>
   </w:abstractNum>
-  <w:abstractNum w:abstractNumId="33" w15:restartNumberingAfterBreak="0">
+  <w:abstractNum w:abstractNumId="35" w15:restartNumberingAfterBreak="0">
     <w:nsid w:val="43455D74"/>
     <w:multiLevelType w:val="multilevel"/>
     <w:tmpl w:val="FB28DD8C"/>
@@ -11424,7 +14206,7 @@
       </w:rPr>
     </w:lvl>
   </w:abstractNum>
-  <w:abstractNum w:abstractNumId="34" w15:restartNumberingAfterBreak="0">
+  <w:abstractNum w:abstractNumId="36" w15:restartNumberingAfterBreak="0">
     <w:nsid w:val="4647620F"/>
     <w:multiLevelType w:val="multilevel"/>
     <w:tmpl w:val="E0E080F6"/>
@@ -11573,7 +14355,7 @@
       </w:rPr>
     </w:lvl>
   </w:abstractNum>
-  <w:abstractNum w:abstractNumId="35" w15:restartNumberingAfterBreak="0">
+  <w:abstractNum w:abstractNumId="37" w15:restartNumberingAfterBreak="0">
     <w:nsid w:val="4770446E"/>
     <w:multiLevelType w:val="hybridMultilevel"/>
     <w:tmpl w:val="FA6A6960"/>
@@ -11686,7 +14468,7 @@
       </w:rPr>
     </w:lvl>
   </w:abstractNum>
-  <w:abstractNum w:abstractNumId="36" w15:restartNumberingAfterBreak="0">
+  <w:abstractNum w:abstractNumId="38" w15:restartNumberingAfterBreak="0">
     <w:nsid w:val="4B81644F"/>
     <w:multiLevelType w:val="hybridMultilevel"/>
     <w:tmpl w:val="EB9EA7CE"/>
@@ -11799,7 +14581,7 @@
       </w:rPr>
     </w:lvl>
   </w:abstractNum>
-  <w:abstractNum w:abstractNumId="37" w15:restartNumberingAfterBreak="0">
+  <w:abstractNum w:abstractNumId="39" w15:restartNumberingAfterBreak="0">
     <w:nsid w:val="4D2254F9"/>
     <w:multiLevelType w:val="hybridMultilevel"/>
     <w:tmpl w:val="4B823BE2"/>
@@ -11914,7 +14696,120 @@
       </w:rPr>
     </w:lvl>
   </w:abstractNum>
-  <w:abstractNum w:abstractNumId="38" w15:restartNumberingAfterBreak="0">
+  <w:abstractNum w:abstractNumId="40" w15:restartNumberingAfterBreak="0">
+    <w:nsid w:val="4E303B5F"/>
+    <w:multiLevelType w:val="hybridMultilevel"/>
+    <w:tmpl w:val="5C50E1DA"/>
+    <w:lvl w:ilvl="0" w:tplc="04090001">
+      <w:start w:val="1"/>
+      <w:numFmt w:val="bullet"/>
+      <w:lvlText w:val=""/>
+      <w:lvlJc w:val="left"/>
+      <w:pPr>
+        <w:ind w:left="720" w:hanging="360"/>
+      </w:pPr>
+      <w:rPr>
+        <w:rFonts w:ascii="Symbol" w:hAnsi="Symbol" w:hint="default"/>
+      </w:rPr>
+    </w:lvl>
+    <w:lvl w:ilvl="1" w:tplc="04090003" w:tentative="1">
+      <w:start w:val="1"/>
+      <w:numFmt w:val="bullet"/>
+      <w:lvlText w:val="o"/>
+      <w:lvlJc w:val="left"/>
+      <w:pPr>
+        <w:ind w:left="1440" w:hanging="360"/>
+      </w:pPr>
+      <w:rPr>
+        <w:rFonts w:ascii="Courier New" w:hAnsi="Courier New" w:cs="Courier New" w:hint="default"/>
+      </w:rPr>
+    </w:lvl>
+    <w:lvl w:ilvl="2" w:tplc="04090005" w:tentative="1">
+      <w:start w:val="1"/>
+      <w:numFmt w:val="bullet"/>
+      <w:lvlText w:val=""/>
+      <w:lvlJc w:val="left"/>
+      <w:pPr>
+        <w:ind w:left="2160" w:hanging="360"/>
+      </w:pPr>
+      <w:rPr>
+        <w:rFonts w:ascii="Wingdings" w:hAnsi="Wingdings" w:hint="default"/>
+      </w:rPr>
+    </w:lvl>
+    <w:lvl w:ilvl="3" w:tplc="04090001" w:tentative="1">
+      <w:start w:val="1"/>
+      <w:numFmt w:val="bullet"/>
+      <w:lvlText w:val=""/>
+      <w:lvlJc w:val="left"/>
+      <w:pPr>
+        <w:ind w:left="2880" w:hanging="360"/>
+      </w:pPr>
+      <w:rPr>
+        <w:rFonts w:ascii="Symbol" w:hAnsi="Symbol" w:hint="default"/>
+      </w:rPr>
+    </w:lvl>
+    <w:lvl w:ilvl="4" w:tplc="04090003" w:tentative="1">
+      <w:start w:val="1"/>
+      <w:numFmt w:val="bullet"/>
+      <w:lvlText w:val="o"/>
+      <w:lvlJc w:val="left"/>
+      <w:pPr>
+        <w:ind w:left="3600" w:hanging="360"/>
+      </w:pPr>
+      <w:rPr>
+        <w:rFonts w:ascii="Courier New" w:hAnsi="Courier New" w:cs="Courier New" w:hint="default"/>
+      </w:rPr>
+    </w:lvl>
+    <w:lvl w:ilvl="5" w:tplc="04090005" w:tentative="1">
+      <w:start w:val="1"/>
+      <w:numFmt w:val="bullet"/>
+      <w:lvlText w:val=""/>
+      <w:lvlJc w:val="left"/>
+      <w:pPr>
+        <w:ind w:left="4320" w:hanging="360"/>
+      </w:pPr>
+      <w:rPr>
+        <w:rFonts w:ascii="Wingdings" w:hAnsi="Wingdings" w:hint="default"/>
+      </w:rPr>
+    </w:lvl>
+    <w:lvl w:ilvl="6" w:tplc="04090001" w:tentative="1">
+      <w:start w:val="1"/>
+      <w:numFmt w:val="bullet"/>
+      <w:lvlText w:val=""/>
+      <w:lvlJc w:val="left"/>
+      <w:pPr>
+        <w:ind w:left="5040" w:hanging="360"/>
+      </w:pPr>
+      <w:rPr>
+        <w:rFonts w:ascii="Symbol" w:hAnsi="Symbol" w:hint="default"/>
+      </w:rPr>
+    </w:lvl>
+    <w:lvl w:ilvl="7" w:tplc="04090003" w:tentative="1">
+      <w:start w:val="1"/>
+      <w:numFmt w:val="bullet"/>
+      <w:lvlText w:val="o"/>
+      <w:lvlJc w:val="left"/>
+      <w:pPr>
+        <w:ind w:left="5760" w:hanging="360"/>
+      </w:pPr>
+      <w:rPr>
+        <w:rFonts w:ascii="Courier New" w:hAnsi="Courier New" w:cs="Courier New" w:hint="default"/>
+      </w:rPr>
+    </w:lvl>
+    <w:lvl w:ilvl="8" w:tplc="04090005" w:tentative="1">
+      <w:start w:val="1"/>
+      <w:numFmt w:val="bullet"/>
+      <w:lvlText w:val=""/>
+      <w:lvlJc w:val="left"/>
+      <w:pPr>
+        <w:ind w:left="6480" w:hanging="360"/>
+      </w:pPr>
+      <w:rPr>
+        <w:rFonts w:ascii="Wingdings" w:hAnsi="Wingdings" w:hint="default"/>
+      </w:rPr>
+    </w:lvl>
+  </w:abstractNum>
+  <w:abstractNum w:abstractNumId="41" w15:restartNumberingAfterBreak="0">
     <w:nsid w:val="538717ED"/>
     <w:multiLevelType w:val="multilevel"/>
     <w:tmpl w:val="E0E080F6"/>
@@ -12063,7 +14958,7 @@
       </w:rPr>
     </w:lvl>
   </w:abstractNum>
-  <w:abstractNum w:abstractNumId="39" w15:restartNumberingAfterBreak="0">
+  <w:abstractNum w:abstractNumId="42" w15:restartNumberingAfterBreak="0">
     <w:nsid w:val="58AB54A1"/>
     <w:multiLevelType w:val="multilevel"/>
     <w:tmpl w:val="E0E080F6"/>
@@ -12212,7 +15107,7 @@
       </w:rPr>
     </w:lvl>
   </w:abstractNum>
-  <w:abstractNum w:abstractNumId="40" w15:restartNumberingAfterBreak="0">
+  <w:abstractNum w:abstractNumId="43" w15:restartNumberingAfterBreak="0">
     <w:nsid w:val="5B2901D9"/>
     <w:multiLevelType w:val="hybridMultilevel"/>
     <w:tmpl w:val="28AA5D48"/>
@@ -12325,7 +15220,7 @@
       </w:rPr>
     </w:lvl>
   </w:abstractNum>
-  <w:abstractNum w:abstractNumId="41" w15:restartNumberingAfterBreak="0">
+  <w:abstractNum w:abstractNumId="44" w15:restartNumberingAfterBreak="0">
     <w:nsid w:val="60F44CC5"/>
     <w:multiLevelType w:val="hybridMultilevel"/>
     <w:tmpl w:val="BDDADF9E"/>
@@ -12438,7 +15333,7 @@
       </w:rPr>
     </w:lvl>
   </w:abstractNum>
-  <w:abstractNum w:abstractNumId="42" w15:restartNumberingAfterBreak="0">
+  <w:abstractNum w:abstractNumId="45" w15:restartNumberingAfterBreak="0">
     <w:nsid w:val="626160AD"/>
     <w:multiLevelType w:val="hybridMultilevel"/>
     <w:tmpl w:val="4A22642A"/>
@@ -12551,7 +15446,7 @@
       </w:rPr>
     </w:lvl>
   </w:abstractNum>
-  <w:abstractNum w:abstractNumId="43" w15:restartNumberingAfterBreak="0">
+  <w:abstractNum w:abstractNumId="46" w15:restartNumberingAfterBreak="0">
     <w:nsid w:val="635449FD"/>
     <w:multiLevelType w:val="hybridMultilevel"/>
     <w:tmpl w:val="4580CC68"/>
@@ -12664,7 +15559,7 @@
       </w:rPr>
     </w:lvl>
   </w:abstractNum>
-  <w:abstractNum w:abstractNumId="44" w15:restartNumberingAfterBreak="0">
+  <w:abstractNum w:abstractNumId="47" w15:restartNumberingAfterBreak="0">
     <w:nsid w:val="66F10BC4"/>
     <w:multiLevelType w:val="multilevel"/>
     <w:tmpl w:val="09AEA0FE"/>
@@ -12813,7 +15708,7 @@
       </w:rPr>
     </w:lvl>
   </w:abstractNum>
-  <w:abstractNum w:abstractNumId="45" w15:restartNumberingAfterBreak="0">
+  <w:abstractNum w:abstractNumId="48" w15:restartNumberingAfterBreak="0">
     <w:nsid w:val="6A186216"/>
     <w:multiLevelType w:val="hybridMultilevel"/>
     <w:tmpl w:val="45D43616"/>
@@ -12926,7 +15821,7 @@
       </w:rPr>
     </w:lvl>
   </w:abstractNum>
-  <w:abstractNum w:abstractNumId="46" w15:restartNumberingAfterBreak="0">
+  <w:abstractNum w:abstractNumId="49" w15:restartNumberingAfterBreak="0">
     <w:nsid w:val="6D5E7F71"/>
     <w:multiLevelType w:val="multilevel"/>
     <w:tmpl w:val="B81C87F6"/>
@@ -13075,7 +15970,7 @@
       </w:rPr>
     </w:lvl>
   </w:abstractNum>
-  <w:abstractNum w:abstractNumId="47" w15:restartNumberingAfterBreak="0">
+  <w:abstractNum w:abstractNumId="50" w15:restartNumberingAfterBreak="0">
     <w:nsid w:val="705F45D2"/>
     <w:multiLevelType w:val="multilevel"/>
     <w:tmpl w:val="947E3B54"/>
@@ -13224,7 +16119,7 @@
       </w:rPr>
     </w:lvl>
   </w:abstractNum>
-  <w:abstractNum w:abstractNumId="48" w15:restartNumberingAfterBreak="0">
+  <w:abstractNum w:abstractNumId="51" w15:restartNumberingAfterBreak="0">
     <w:nsid w:val="76C83B96"/>
     <w:multiLevelType w:val="hybridMultilevel"/>
     <w:tmpl w:val="71320FA6"/>
@@ -13339,7 +16234,7 @@
       </w:rPr>
     </w:lvl>
   </w:abstractNum>
-  <w:abstractNum w:abstractNumId="49" w15:restartNumberingAfterBreak="0">
+  <w:abstractNum w:abstractNumId="52" w15:restartNumberingAfterBreak="0">
     <w:nsid w:val="7A2C41A4"/>
     <w:multiLevelType w:val="hybridMultilevel"/>
     <w:tmpl w:val="D6E0E48C"/>
@@ -13452,7 +16347,7 @@
       </w:rPr>
     </w:lvl>
   </w:abstractNum>
-  <w:abstractNum w:abstractNumId="50" w15:restartNumberingAfterBreak="0">
+  <w:abstractNum w:abstractNumId="53" w15:restartNumberingAfterBreak="0">
     <w:nsid w:val="7AE872B8"/>
     <w:multiLevelType w:val="multilevel"/>
     <w:tmpl w:val="786A1D6E"/>
@@ -13601,7 +16496,7 @@
       </w:rPr>
     </w:lvl>
   </w:abstractNum>
-  <w:abstractNum w:abstractNumId="51" w15:restartNumberingAfterBreak="0">
+  <w:abstractNum w:abstractNumId="54" w15:restartNumberingAfterBreak="0">
     <w:nsid w:val="7B6A6E2E"/>
     <w:multiLevelType w:val="hybridMultilevel"/>
     <w:tmpl w:val="47A601A2"/>
@@ -13714,7 +16609,7 @@
       </w:rPr>
     </w:lvl>
   </w:abstractNum>
-  <w:abstractNum w:abstractNumId="52" w15:restartNumberingAfterBreak="0">
+  <w:abstractNum w:abstractNumId="55" w15:restartNumberingAfterBreak="0">
     <w:nsid w:val="7BE96035"/>
     <w:multiLevelType w:val="multilevel"/>
     <w:tmpl w:val="562C2CD2"/>
@@ -13863,7 +16758,7 @@
       </w:rPr>
     </w:lvl>
   </w:abstractNum>
-  <w:abstractNum w:abstractNumId="53" w15:restartNumberingAfterBreak="0">
+  <w:abstractNum w:abstractNumId="56" w15:restartNumberingAfterBreak="0">
     <w:nsid w:val="7DC538ED"/>
     <w:multiLevelType w:val="hybridMultilevel"/>
     <w:tmpl w:val="3E4E8BD6"/>
@@ -13978,7 +16873,7 @@
       </w:rPr>
     </w:lvl>
   </w:abstractNum>
-  <w:abstractNum w:abstractNumId="54" w15:restartNumberingAfterBreak="0">
+  <w:abstractNum w:abstractNumId="57" w15:restartNumberingAfterBreak="0">
     <w:nsid w:val="7F4F3B50"/>
     <w:multiLevelType w:val="multilevel"/>
     <w:tmpl w:val="0DAE4B18"/>
@@ -14095,7 +16990,7 @@
       </w:pPr>
     </w:lvl>
   </w:abstractNum>
-  <w:abstractNum w:abstractNumId="55" w15:restartNumberingAfterBreak="0">
+  <w:abstractNum w:abstractNumId="58" w15:restartNumberingAfterBreak="0">
     <w:nsid w:val="7F7B69F8"/>
     <w:multiLevelType w:val="hybridMultilevel"/>
     <w:tmpl w:val="1F821844"/>
@@ -14209,43 +17104,43 @@
     </w:lvl>
   </w:abstractNum>
   <w:num w:numId="1" w16cid:durableId="1502503931">
-    <w:abstractNumId w:val="24"/>
+    <w:abstractNumId w:val="26"/>
   </w:num>
   <w:num w:numId="2" w16cid:durableId="851380304">
-    <w:abstractNumId w:val="29"/>
+    <w:abstractNumId w:val="31"/>
   </w:num>
   <w:num w:numId="3" w16cid:durableId="1794246511">
-    <w:abstractNumId w:val="19"/>
+    <w:abstractNumId w:val="21"/>
   </w:num>
   <w:num w:numId="4" w16cid:durableId="1983996438">
-    <w:abstractNumId w:val="25"/>
+    <w:abstractNumId w:val="27"/>
   </w:num>
   <w:num w:numId="5" w16cid:durableId="943608173">
     <w:abstractNumId w:val="15"/>
   </w:num>
   <w:num w:numId="6" w16cid:durableId="522980697">
-    <w:abstractNumId w:val="35"/>
+    <w:abstractNumId w:val="37"/>
   </w:num>
   <w:num w:numId="7" w16cid:durableId="399328952">
-    <w:abstractNumId w:val="20"/>
+    <w:abstractNumId w:val="22"/>
   </w:num>
   <w:num w:numId="8" w16cid:durableId="197398095">
     <w:abstractNumId w:val="16"/>
   </w:num>
   <w:num w:numId="9" w16cid:durableId="1244679276">
-    <w:abstractNumId w:val="47"/>
+    <w:abstractNumId w:val="50"/>
   </w:num>
   <w:num w:numId="10" w16cid:durableId="2105615126">
     <w:abstractNumId w:val="3"/>
   </w:num>
   <w:num w:numId="11" w16cid:durableId="1269242560">
-    <w:abstractNumId w:val="49"/>
+    <w:abstractNumId w:val="52"/>
   </w:num>
   <w:num w:numId="12" w16cid:durableId="730277450">
-    <w:abstractNumId w:val="26"/>
+    <w:abstractNumId w:val="28"/>
   </w:num>
   <w:num w:numId="13" w16cid:durableId="696664618">
-    <w:abstractNumId w:val="50"/>
+    <w:abstractNumId w:val="53"/>
   </w:num>
   <w:num w:numId="14" w16cid:durableId="1977442059">
     <w:abstractNumId w:val="2"/>
@@ -14254,34 +17149,34 @@
     <w:abstractNumId w:val="8"/>
   </w:num>
   <w:num w:numId="16" w16cid:durableId="761880829">
-    <w:abstractNumId w:val="46"/>
+    <w:abstractNumId w:val="49"/>
   </w:num>
   <w:num w:numId="17" w16cid:durableId="1891720387">
+    <w:abstractNumId w:val="20"/>
+  </w:num>
+  <w:num w:numId="18" w16cid:durableId="31733448">
+    <w:abstractNumId w:val="39"/>
+  </w:num>
+  <w:num w:numId="19" w16cid:durableId="1940792295">
+    <w:abstractNumId w:val="56"/>
+  </w:num>
+  <w:num w:numId="20" w16cid:durableId="1170175963">
     <w:abstractNumId w:val="18"/>
   </w:num>
-  <w:num w:numId="18" w16cid:durableId="31733448">
-    <w:abstractNumId w:val="37"/>
-  </w:num>
-  <w:num w:numId="19" w16cid:durableId="1940792295">
-    <w:abstractNumId w:val="53"/>
-  </w:num>
-  <w:num w:numId="20" w16cid:durableId="1170175963">
-    <w:abstractNumId w:val="17"/>
-  </w:num>
   <w:num w:numId="21" w16cid:durableId="1866746535">
-    <w:abstractNumId w:val="52"/>
+    <w:abstractNumId w:val="55"/>
   </w:num>
   <w:num w:numId="22" w16cid:durableId="1241404481">
-    <w:abstractNumId w:val="27"/>
+    <w:abstractNumId w:val="29"/>
   </w:num>
   <w:num w:numId="23" w16cid:durableId="507597746">
-    <w:abstractNumId w:val="21"/>
+    <w:abstractNumId w:val="23"/>
   </w:num>
   <w:num w:numId="24" w16cid:durableId="532889467">
     <w:abstractNumId w:val="10"/>
   </w:num>
   <w:num w:numId="25" w16cid:durableId="117601684">
-    <w:abstractNumId w:val="48"/>
+    <w:abstractNumId w:val="51"/>
   </w:num>
   <w:num w:numId="26" w16cid:durableId="198587115">
     <w:abstractNumId w:val="13"/>
@@ -14290,82 +17185,82 @@
     <w:abstractNumId w:val="5"/>
   </w:num>
   <w:num w:numId="28" w16cid:durableId="2055958826">
-    <w:abstractNumId w:val="31"/>
+    <w:abstractNumId w:val="33"/>
   </w:num>
   <w:num w:numId="29" w16cid:durableId="10692982">
-    <w:abstractNumId w:val="32"/>
+    <w:abstractNumId w:val="34"/>
   </w:num>
   <w:num w:numId="30" w16cid:durableId="1776899087">
     <w:abstractNumId w:val="6"/>
   </w:num>
   <w:num w:numId="31" w16cid:durableId="652638260">
-    <w:abstractNumId w:val="22"/>
+    <w:abstractNumId w:val="24"/>
   </w:num>
   <w:num w:numId="32" w16cid:durableId="1107387620">
     <w:abstractNumId w:val="14"/>
   </w:num>
   <w:num w:numId="33" w16cid:durableId="1139884532">
-    <w:abstractNumId w:val="45"/>
+    <w:abstractNumId w:val="48"/>
   </w:num>
   <w:num w:numId="34" w16cid:durableId="640429814">
-    <w:abstractNumId w:val="54"/>
+    <w:abstractNumId w:val="57"/>
   </w:num>
   <w:num w:numId="35" w16cid:durableId="668874865">
-    <w:abstractNumId w:val="34"/>
+    <w:abstractNumId w:val="36"/>
   </w:num>
   <w:num w:numId="36" w16cid:durableId="101532387">
     <w:abstractNumId w:val="7"/>
   </w:num>
   <w:num w:numId="37" w16cid:durableId="2113893023">
-    <w:abstractNumId w:val="55"/>
+    <w:abstractNumId w:val="58"/>
   </w:num>
   <w:num w:numId="38" w16cid:durableId="740832141">
-    <w:abstractNumId w:val="40"/>
+    <w:abstractNumId w:val="43"/>
   </w:num>
   <w:num w:numId="39" w16cid:durableId="342241173">
-    <w:abstractNumId w:val="38"/>
+    <w:abstractNumId w:val="41"/>
   </w:num>
   <w:num w:numId="40" w16cid:durableId="572471591">
-    <w:abstractNumId w:val="28"/>
+    <w:abstractNumId w:val="30"/>
   </w:num>
   <w:num w:numId="41" w16cid:durableId="2118526244">
     <w:abstractNumId w:val="4"/>
   </w:num>
   <w:num w:numId="42" w16cid:durableId="1845973554">
-    <w:abstractNumId w:val="39"/>
+    <w:abstractNumId w:val="42"/>
   </w:num>
   <w:num w:numId="43" w16cid:durableId="1476527118">
     <w:abstractNumId w:val="1"/>
   </w:num>
   <w:num w:numId="44" w16cid:durableId="1693873432">
-    <w:abstractNumId w:val="42"/>
+    <w:abstractNumId w:val="45"/>
   </w:num>
   <w:num w:numId="45" w16cid:durableId="1698583909">
-    <w:abstractNumId w:val="30"/>
+    <w:abstractNumId w:val="32"/>
   </w:num>
   <w:num w:numId="46" w16cid:durableId="14162729">
     <w:abstractNumId w:val="12"/>
   </w:num>
   <w:num w:numId="47" w16cid:durableId="2057925007">
-    <w:abstractNumId w:val="36"/>
+    <w:abstractNumId w:val="38"/>
   </w:num>
   <w:num w:numId="48" w16cid:durableId="1270967701">
-    <w:abstractNumId w:val="44"/>
+    <w:abstractNumId w:val="47"/>
   </w:num>
   <w:num w:numId="49" w16cid:durableId="1931307381">
     <w:abstractNumId w:val="11"/>
   </w:num>
   <w:num w:numId="50" w16cid:durableId="984823466">
-    <w:abstractNumId w:val="43"/>
+    <w:abstractNumId w:val="46"/>
   </w:num>
   <w:num w:numId="51" w16cid:durableId="1565019027">
-    <w:abstractNumId w:val="23"/>
+    <w:abstractNumId w:val="25"/>
   </w:num>
   <w:num w:numId="52" w16cid:durableId="1799227644">
-    <w:abstractNumId w:val="41"/>
+    <w:abstractNumId w:val="44"/>
   </w:num>
   <w:num w:numId="53" w16cid:durableId="2057657834">
-    <w:abstractNumId w:val="33"/>
+    <w:abstractNumId w:val="35"/>
   </w:num>
   <w:num w:numId="54" w16cid:durableId="298995553">
     <w:abstractNumId w:val="9"/>
@@ -14374,7 +17269,16 @@
     <w:abstractNumId w:val="0"/>
   </w:num>
   <w:num w:numId="56" w16cid:durableId="722217138">
-    <w:abstractNumId w:val="51"/>
+    <w:abstractNumId w:val="54"/>
+  </w:num>
+  <w:num w:numId="57" w16cid:durableId="1266842619">
+    <w:abstractNumId w:val="17"/>
+  </w:num>
+  <w:num w:numId="58" w16cid:durableId="342174492">
+    <w:abstractNumId w:val="19"/>
+  </w:num>
+  <w:num w:numId="59" w16cid:durableId="955211940">
+    <w:abstractNumId w:val="40"/>
   </w:num>
 </w:numbering>
 </file>
@@ -14982,7 +17886,6 @@
   <w:style w:type="character" w:default="1" w:styleId="DefaultParagraphFont">
     <w:name w:val="Default Paragraph Font"/>
     <w:uiPriority w:val="1"/>
-    <w:semiHidden/>
     <w:unhideWhenUsed/>
   </w:style>
   <w:style w:type="table" w:default="1" w:styleId="TableNormal">
@@ -15296,6 +18199,28 @@
       <w:spacing w:val="5"/>
     </w:rPr>
   </w:style>
+  <w:style w:type="paragraph" w:styleId="NormalWeb">
+    <w:name w:val="Normal (Web)"/>
+    <w:basedOn w:val="Normal"/>
+    <w:uiPriority w:val="99"/>
+    <w:semiHidden/>
+    <w:unhideWhenUsed/>
+    <w:rsid w:val="004E3EA6"/>
+    <w:rPr>
+      <w:rFonts w:ascii="Times New Roman" w:hAnsi="Times New Roman" w:cs="Times New Roman"/>
+    </w:rPr>
+  </w:style>
+  <w:style w:type="character" w:styleId="Strong">
+    <w:name w:val="Strong"/>
+    <w:basedOn w:val="DefaultParagraphFont"/>
+    <w:uiPriority w:val="22"/>
+    <w:qFormat/>
+    <w:rsid w:val="00C27EDE"/>
+    <w:rPr>
+      <w:b/>
+      <w:bCs/>
+    </w:rPr>
+  </w:style>
 </w:styles>
 </file>
 
@@ -15592,4 +18517,16 @@
     </a:ext>
   </a:extLst>
 </a:theme>
+</file>
+
+<file path=customXml/item1.xml><?xml version="1.0" encoding="utf-8"?>
+<b:Sources xmlns:b="http://schemas.openxmlformats.org/officeDocument/2006/bibliography" xmlns="http://schemas.openxmlformats.org/officeDocument/2006/bibliography" SelectedStyle="\APASixthEditionOfficeOnline.xsl" StyleName="APA" Version="6"/>
+</file>
+
+<file path=customXml/itemProps1.xml><?xml version="1.0" encoding="utf-8"?>
+<ds:datastoreItem xmlns:ds="http://schemas.openxmlformats.org/officeDocument/2006/customXml" ds:itemID="{659912EB-7DC2-435F-8318-6C1130AAC7D7}">
+  <ds:schemaRefs>
+    <ds:schemaRef ds:uri="http://schemas.openxmlformats.org/officeDocument/2006/bibliography"/>
+  </ds:schemaRefs>
+</ds:datastoreItem>
 </file>